--- a/assets/docs/lop1/Dao duc - Lop 1.docx
+++ b/assets/docs/lop1/Dao duc - Lop 1.docx
@@ -653,6 +653,19 @@
               <w:t>NLS-AT: Ảnh, video do GV chọn trước; HS không tự tìm video vi khuẩn.</w:t>
             </w:r>
           </w:p>
+          <w:p>
+            <w:pPr>
+              <w:spacing w:after="0"/>
+            </w:pPr>
+            <w:r>
+              <w:rPr>
+                <w:b w:val="0"/>
+                <w:i w:val="0"/>
+                <w:sz w:val="18"/>
+              </w:rPr>
+              <w:t>KNS: KN tự phục vụ: tự làm lấy việc của mình, giữ gìn vệ sinh cá nhân và nơi ở.</w:t>
+            </w:r>
+          </w:p>
         </w:tc>
         <w:tc>
           <w:tcPr>
@@ -794,6 +807,19 @@
                 <w:sz w:val="18"/>
               </w:rPr>
               <w:t>NLS-AT: HS chỉ xem hình GV chọn sẵn, không tự tra hình bệnh trên mạng.</w:t>
+            </w:r>
+          </w:p>
+          <w:p>
+            <w:pPr>
+              <w:spacing w:after="0"/>
+            </w:pPr>
+            <w:r>
+              <w:rPr>
+                <w:b w:val="0"/>
+                <w:i w:val="0"/>
+                <w:sz w:val="18"/>
+              </w:rPr>
+              <w:t>KNS: KN tự phục vụ: tự làm lấy việc của mình, giữ gìn vệ sinh cá nhân và nơi ở.</w:t>
             </w:r>
           </w:p>
         </w:tc>
@@ -1026,6 +1052,7 @@
                 <w:i w:val="0"/>
                 <w:sz w:val="18"/>
               </w:rPr>
+              <w:t>KNS: KN tự phục vụ: tự làm lấy việc của mình, giữ gìn vệ sinh cá nhân và nơi ở.</w:t>
             </w:r>
           </w:p>
         </w:tc>
@@ -1142,6 +1169,20 @@
                 <w:i w:val="0"/>
                 <w:sz w:val="18"/>
               </w:rPr>
+              <w:t>QPAN: Giáo dục tinh thần đoàn kết, yêu hoà bình; liên hệ hình ảnh chú bộ đội Quân đội nhân dân, chú công an Công an nhân dân và di tích lịch sử ở địa phương.</w:t>
+            </w:r>
+          </w:p>
+          <w:p>
+            <w:pPr>
+              <w:spacing w:after="0"/>
+            </w:pPr>
+            <w:r>
+              <w:rPr>
+                <w:b w:val="0"/>
+                <w:i w:val="0"/>
+                <w:sz w:val="18"/>
+              </w:rPr>
+              <w:t>KNS: KN hợp tác và chia sẻ: biết cảm thông, giúp đỡ bạn và làm việc cùng nhau.</w:t>
             </w:r>
           </w:p>
         </w:tc>
@@ -1729,6 +1770,19 @@
               <w:t>NLS-GT (Cơ bản 1): trẻ em có quyền được bảo vệ trên môi trường số; biết lên tiếng nhờ người lớn khi thấy bạn bị trêu chọc trên mạng.</w:t>
             </w:r>
           </w:p>
+          <w:p>
+            <w:pPr>
+              <w:spacing w:after="0"/>
+            </w:pPr>
+            <w:r>
+              <w:rPr>
+                <w:b w:val="0"/>
+                <w:i w:val="0"/>
+                <w:sz w:val="18"/>
+              </w:rPr>
+              <w:t>QPAN: Giáo dục tinh thần đoàn kết, yêu hoà bình; liên hệ hình ảnh chú bộ đội Quân đội nhân dân, chú công an Công an nhân dân và di tích lịch sử ở địa phương.</w:t>
+            </w:r>
+          </w:p>
         </w:tc>
         <w:tc>
           <w:tcPr>
@@ -1959,6 +2013,20 @@
                 <w:i w:val="0"/>
                 <w:sz w:val="18"/>
               </w:rPr>
+              <w:t>QPAN: Giáo dục ý thức chấp hành nội quy, pháp luật — nền nếp đầu tiên của người công dân giữ gìn an ninh, trật tự.</w:t>
+            </w:r>
+          </w:p>
+          <w:p>
+            <w:pPr>
+              <w:spacing w:after="0"/>
+            </w:pPr>
+            <w:r>
+              <w:rPr>
+                <w:b w:val="0"/>
+                <w:i w:val="0"/>
+                <w:sz w:val="18"/>
+              </w:rPr>
+              <w:t>KNS: KN quản lí thời gian: lập và thực hiện thời gian biểu hằng ngày của bản thân.</w:t>
             </w:r>
           </w:p>
         </w:tc>
@@ -2207,6 +2275,19 @@
               <w:t>QPAN: GDQP an ninh</w:t>
             </w:r>
           </w:p>
+          <w:p>
+            <w:pPr>
+              <w:spacing w:after="0"/>
+            </w:pPr>
+            <w:r>
+              <w:rPr>
+                <w:b w:val="0"/>
+                <w:i w:val="0"/>
+                <w:sz w:val="18"/>
+              </w:rPr>
+              <w:t>QPAN: Giáo dục ý thức chấp hành nội quy, pháp luật — nền nếp đầu tiên của người công dân giữ gìn an ninh, trật tự.</w:t>
+            </w:r>
+          </w:p>
         </w:tc>
         <w:tc>
           <w:tcPr>
@@ -2322,6 +2403,19 @@
                 <w:sz w:val="18"/>
               </w:rPr>
               <w:t>NLS-AT (Cơ bản 1): dùng thiết bị số có giờ giấc, biết giữ gìn đồ dùng và tài sản chung.</w:t>
+            </w:r>
+          </w:p>
+          <w:p>
+            <w:pPr>
+              <w:spacing w:after="0"/>
+            </w:pPr>
+            <w:r>
+              <w:rPr>
+                <w:b w:val="0"/>
+                <w:i w:val="0"/>
+                <w:sz w:val="18"/>
+              </w:rPr>
+              <w:t>KNS: KN chi tiêu và giữ gìn: dùng đồ dùng, tiền bạc hợp lí, giữ gìn của công.</w:t>
             </w:r>
           </w:p>
         </w:tc>
@@ -2441,6 +2535,19 @@
               <w:t>NLS-AT (Cơ bản 1): rửa tay sạch trước khi chạm vào máy tính, ti vi của lớp; giữ gìn thiết bị chung.</w:t>
             </w:r>
           </w:p>
+          <w:p>
+            <w:pPr>
+              <w:spacing w:after="0"/>
+            </w:pPr>
+            <w:r>
+              <w:rPr>
+                <w:b w:val="0"/>
+                <w:i w:val="0"/>
+                <w:sz w:val="18"/>
+              </w:rPr>
+              <w:t>KNS: KN tự phục vụ: tự làm lấy việc của mình, giữ gìn vệ sinh cá nhân và nơi ở.</w:t>
+            </w:r>
+          </w:p>
         </w:tc>
         <w:tc>
           <w:tcPr>
@@ -2556,6 +2663,19 @@
                 <w:sz w:val="18"/>
               </w:rPr>
               <w:t>NLS-AT (Cơ bản 1): rửa tay sạch trước khi chạm vào máy tính, ti vi của lớp; giữ gìn thiết bị chung.</w:t>
+            </w:r>
+          </w:p>
+          <w:p>
+            <w:pPr>
+              <w:spacing w:after="0"/>
+            </w:pPr>
+            <w:r>
+              <w:rPr>
+                <w:b w:val="0"/>
+                <w:i w:val="0"/>
+                <w:sz w:val="18"/>
+              </w:rPr>
+              <w:t>KNS: KN tự phục vụ: tự làm lấy việc của mình, giữ gìn vệ sinh cá nhân và nơi ở.</w:t>
             </w:r>
           </w:p>
         </w:tc>
@@ -2813,6 +2933,7 @@
                 <w:i w:val="0"/>
                 <w:sz w:val="18"/>
               </w:rPr>
+              <w:t>KNS: KN quản lí thời gian: lập và thực hiện thời gian biểu hằng ngày của bản thân.</w:t>
             </w:r>
           </w:p>
         </w:tc>
@@ -2929,6 +3050,7 @@
                 <w:i w:val="0"/>
                 <w:sz w:val="18"/>
               </w:rPr>
+              <w:t>KNS: KN quản lí thời gian: lập và thực hiện thời gian biểu hằng ngày của bản thân.</w:t>
             </w:r>
           </w:p>
         </w:tc>
@@ -3045,6 +3167,7 @@
                 <w:i w:val="0"/>
                 <w:sz w:val="18"/>
               </w:rPr>
+              <w:t>KNS: KN tự phục vụ: tự làm lấy việc của mình, giữ gìn vệ sinh cá nhân và nơi ở.</w:t>
             </w:r>
           </w:p>
         </w:tc>
@@ -3161,6 +3284,7 @@
                 <w:i w:val="0"/>
                 <w:sz w:val="18"/>
               </w:rPr>
+              <w:t>KNS: KN tự phục vụ: tự làm lấy việc của mình, giữ gìn vệ sinh cá nhân và nơi ở.</w:t>
             </w:r>
           </w:p>
         </w:tc>
@@ -3277,6 +3401,7 @@
                 <w:i w:val="0"/>
                 <w:sz w:val="18"/>
               </w:rPr>
+              <w:t>KNS: KN tự nhận thức: dám nhận lỗi và sửa lỗi; chịu trách nhiệm về việc mình làm.</w:t>
             </w:r>
           </w:p>
         </w:tc>
@@ -3628,6 +3753,19 @@
               <w:t>NLS-AT (Cơ bản 1): dùng thiết bị số có giờ giấc, biết giữ gìn đồ dùng và tài sản chung.</w:t>
             </w:r>
           </w:p>
+          <w:p>
+            <w:pPr>
+              <w:spacing w:after="0"/>
+            </w:pPr>
+            <w:r>
+              <w:rPr>
+                <w:b w:val="0"/>
+                <w:i w:val="0"/>
+                <w:sz w:val="18"/>
+              </w:rPr>
+              <w:t>KNS: KN tự nhận thức: dám nhận lỗi và sửa lỗi; chịu trách nhiệm về việc mình làm.</w:t>
+            </w:r>
+          </w:p>
         </w:tc>
         <w:tc>
           <w:tcPr>
@@ -3858,6 +3996,7 @@
                 <w:i w:val="0"/>
                 <w:sz w:val="18"/>
               </w:rPr>
+              <w:t>KNS: KN tự bảo vệ: nhận biết tình huống nguy hiểm, biết từ chối và gọi người lớn giúp đỡ.</w:t>
             </w:r>
           </w:p>
         </w:tc>
@@ -4554,6 +4693,7 @@
                 <w:i w:val="0"/>
                 <w:sz w:val="18"/>
               </w:rPr>
+              <w:t>KNS: KN tự bảo vệ: nhận biết tình huống nguy hiểm, biết từ chối và gọi người lớn giúp đỡ.</w:t>
             </w:r>
           </w:p>
         </w:tc>

--- a/assets/docs/lop1/Dao duc - Lop 1.docx
+++ b/assets/docs/lop1/Dao duc - Lop 1.docx
@@ -936,6 +936,33 @@
                 <w:i w:val="0"/>
                 <w:sz w:val="18"/>
               </w:rPr>
+              <w:t>NLS-KT (Cơ bản 1): GV chiếu phóng to tranh Khám phá của bài “Em tắm, gội sạch sẽ” cho HS so sánh hai bạn trong tranh</w:t>
+            </w:r>
+          </w:p>
+          <w:p>
+            <w:pPr>
+              <w:spacing w:after="0"/>
+            </w:pPr>
+            <w:r>
+              <w:rPr>
+                <w:b w:val="0"/>
+                <w:i w:val="0"/>
+                <w:sz w:val="18"/>
+              </w:rPr>
+              <w:t>NLS-GQVĐ (Cơ bản 1): GV mở bài tập tương tác kéo các bước tắm, gội về đúng thứ tự; máy báo đúng</w:t>
+            </w:r>
+          </w:p>
+          <w:p>
+            <w:pPr>
+              <w:spacing w:after="0"/>
+            </w:pPr>
+            <w:r>
+              <w:rPr>
+                <w:b w:val="0"/>
+                <w:i w:val="0"/>
+                <w:sz w:val="18"/>
+              </w:rPr>
+              <w:t>NLS-AT: Máy do cô giáo bấm, HS chờ đến lượt được mời, không tranh nhau chạm màn hình</w:t>
             </w:r>
           </w:p>
         </w:tc>

--- a/assets/docs/lop1/Dao duc - Lop 1.docx
+++ b/assets/docs/lop1/Dao duc - Lop 1.docx
@@ -624,7 +624,7 @@
                 <w:i w:val="0"/>
                 <w:sz w:val="18"/>
               </w:rPr>
-              <w:t>NLS-KT (Cơ bản 1): GV chiếu hình phóng to bàn tay bẩn và bàn tay sạch sau khi rửa xà phòng; HS nói vì sao cần giữ sạch tay</w:t>
+              <w:t>NLS-KT (Cơ bản 1): GV chiếu hình ảnh minh hoạ phóng to bàn tay bẩn có nhiều vết bẩn nhỏ mắt thường không thấy và bàn tay sạch sau khi rửa xà</w:t>
             </w:r>
           </w:p>
           <w:p>
@@ -637,7 +637,7 @@
                 <w:i w:val="0"/>
                 <w:sz w:val="18"/>
               </w:rPr>
-              <w:t>NLS-GQVĐ (Cơ bản 1): GV mở video các bước rửa tay trên tivi, dừng từng bước cho HS làm động tác rửa tay khô; HS giơ thẻ mặt cười</w:t>
+              <w:t>NLS-GQVĐ (Cơ bản 1): GV mở video minh hoạ các bước rửa tay bằng xà phòng trên tivi, dừng ở từng bước cho HS làm động tác rửa tay khô theo</w:t>
             </w:r>
           </w:p>
           <w:p>
@@ -650,7 +650,7 @@
                 <w:i w:val="0"/>
                 <w:sz w:val="18"/>
               </w:rPr>
-              <w:t>NLS-AT: Ảnh, video do GV chọn trước; HS không tự tìm video vi khuẩn.</w:t>
+              <w:t>NLS-AT: Ảnh và video trong tiết học đều do GV chọn trước</w:t>
             </w:r>
           </w:p>
           <w:p>
@@ -780,7 +780,7 @@
                 <w:i w:val="0"/>
                 <w:sz w:val="18"/>
               </w:rPr>
-              <w:t>NLS-KT (Cơ bản 1): GV chiếu hình phóng to hàm răng sạch, răng sâu, bạn nhỏ cười tươi; HS nêu lợi ích giữ răng sạch</w:t>
+              <w:t>NLS-KT (Cơ bản 1): GV chiếu hình ảnh phóng to hàm răng sạch và chiếc răng bị sâu cùng hình bạn nhỏ cười tươi trong bài “Em giữ sạch răng miệng”</w:t>
             </w:r>
           </w:p>
           <w:p>
@@ -793,7 +793,7 @@
                 <w:i w:val="0"/>
                 <w:sz w:val="18"/>
               </w:rPr>
-              <w:t>NLS-GQVĐ (Cơ bản 1): GV mở video chải răng đúng cách trên tivi, dừng từng bước; HS chải răng khô theo mô hình, chọn lời khuyên cho bạn</w:t>
+              <w:t>NLS-GQVĐ (Cơ bản 1): GV mở video minh hoạ chải răng đúng cách trên tivi, dừng ở từng bước: lấy kem vừa đủ, chải mặt ngoài, mặt trong, mặt nhai, súc miệng</w:t>
             </w:r>
           </w:p>
           <w:p>
@@ -806,7 +806,7 @@
                 <w:i w:val="0"/>
                 <w:sz w:val="18"/>
               </w:rPr>
-              <w:t>NLS-AT: HS chỉ xem hình GV chọn sẵn, không tự tra hình bệnh trên mạng.</w:t>
+              <w:t>NLS-AT: HS chỉ xem hình ảnh răng miệng do GV chọn sẵn</w:t>
             </w:r>
           </w:p>
           <w:p>
@@ -1196,20 +1196,46 @@
                 <w:i w:val="0"/>
                 <w:sz w:val="18"/>
               </w:rPr>
+              <w:t>NLS-KT (Cơ bản 1): GV chiếu đoạn phim tình huống gia đình gắn với bài “GIA ĐÌNH CỦA EM”</w:t>
+            </w:r>
+          </w:p>
+          <w:p>
+            <w:pPr>
+              <w:spacing w:after="0"/>
+            </w:pPr>
+            <w:r>
+              <w:rPr>
+                <w:b w:val="0"/>
+                <w:i w:val="0"/>
+                <w:sz w:val="18"/>
+              </w:rPr>
+              <w:t>NLS-GT (Cơ bản 1): GV dùng điện thoại của mình gọi video cho một phụ huynh đã hẹn trước để cả lớp quan sát cách chào hỏi, hỏi thăm ông bà</w:t>
+            </w:r>
+          </w:p>
+          <w:p>
+            <w:pPr>
+              <w:spacing w:after="0"/>
+            </w:pPr>
+            <w:r>
+              <w:rPr>
+                <w:b w:val="0"/>
+                <w:i w:val="0"/>
+                <w:sz w:val="18"/>
+              </w:rPr>
+              <w:t>NLS-AT: HS chỉ gọi điện, gọi video cho người thân khi có người lớn ở bên; không nghe máy</w:t>
+            </w:r>
+          </w:p>
+          <w:p>
+            <w:pPr>
+              <w:spacing w:after="0"/>
+            </w:pPr>
+            <w:r>
+              <w:rPr>
+                <w:b w:val="0"/>
+                <w:i w:val="0"/>
+                <w:sz w:val="18"/>
+              </w:rPr>
               <w:t>QPAN: Giáo dục tinh thần đoàn kết, yêu hoà bình; liên hệ hình ảnh chú bộ đội Quân đội nhân dân, chú công an Công an nhân dân và di tích lịch sử ở địa phương.</w:t>
-            </w:r>
-          </w:p>
-          <w:p>
-            <w:pPr>
-              <w:spacing w:after="0"/>
-            </w:pPr>
-            <w:r>
-              <w:rPr>
-                <w:b w:val="0"/>
-                <w:i w:val="0"/>
-                <w:sz w:val="18"/>
-              </w:rPr>
-              <w:t>KNS: KN hợp tác và chia sẻ: biết cảm thông, giúp đỡ bạn và làm việc cùng nhau.</w:t>
             </w:r>
           </w:p>
         </w:tc>
@@ -1326,7 +1352,33 @@
                 <w:i w:val="0"/>
                 <w:sz w:val="18"/>
               </w:rPr>
-              <w:t>NLS-AT (Cơ bản 1): ảnh và chuyện riêng của gia đình chỉ chia sẻ khi người lớn đồng ý.</w:t>
+              <w:t>NLS-KT (Cơ bản 1): GV chiếu đoạn phim tình huống gia đình gắn với bài “GIA ĐÌNH CỦA EM”</w:t>
+            </w:r>
+          </w:p>
+          <w:p>
+            <w:pPr>
+              <w:spacing w:after="0"/>
+            </w:pPr>
+            <w:r>
+              <w:rPr>
+                <w:b w:val="0"/>
+                <w:i w:val="0"/>
+                <w:sz w:val="18"/>
+              </w:rPr>
+              <w:t>NLS-GT (Cơ bản 1): GV dùng điện thoại của mình gọi video cho một phụ huynh đã hẹn trước để cả lớp quan sát cách chào hỏi, hỏi thăm ông bà</w:t>
+            </w:r>
+          </w:p>
+          <w:p>
+            <w:pPr>
+              <w:spacing w:after="0"/>
+            </w:pPr>
+            <w:r>
+              <w:rPr>
+                <w:b w:val="0"/>
+                <w:i w:val="0"/>
+                <w:sz w:val="18"/>
+              </w:rPr>
+              <w:t>NLS-AT: HS chỉ gọi điện, gọi video cho người thân khi có người lớn ở bên; không nghe máy</w:t>
             </w:r>
           </w:p>
         </w:tc>
@@ -1443,7 +1495,33 @@
                 <w:i w:val="0"/>
                 <w:sz w:val="18"/>
               </w:rPr>
-              <w:t>NLS-AT (Cơ bản 1): ảnh và chuyện riêng của gia đình chỉ chia sẻ khi người lớn đồng ý.</w:t>
+              <w:t>NLS-KT (Cơ bản 1): GV chiếu đoạn phim tình huống gia đình gắn với bài “LỄ PHÉP, VÂNG LỜI ÔNG BÀ, CHA MẸ, ANH CHỊ”</w:t>
+            </w:r>
+          </w:p>
+          <w:p>
+            <w:pPr>
+              <w:spacing w:after="0"/>
+            </w:pPr>
+            <w:r>
+              <w:rPr>
+                <w:b w:val="0"/>
+                <w:i w:val="0"/>
+                <w:sz w:val="18"/>
+              </w:rPr>
+              <w:t>NLS-GT (Cơ bản 1): GV dùng điện thoại của mình gọi video cho một phụ huynh đã hẹn trước để cả lớp quan sát cách chào hỏi, hỏi thăm ông bà</w:t>
+            </w:r>
+          </w:p>
+          <w:p>
+            <w:pPr>
+              <w:spacing w:after="0"/>
+            </w:pPr>
+            <w:r>
+              <w:rPr>
+                <w:b w:val="0"/>
+                <w:i w:val="0"/>
+                <w:sz w:val="18"/>
+              </w:rPr>
+              <w:t>NLS-AT: HS chỉ gọi điện, gọi video cho người thân khi có người lớn ở bên; không nghe máy</w:t>
             </w:r>
           </w:p>
         </w:tc>
@@ -1560,7 +1638,33 @@
                 <w:i w:val="0"/>
                 <w:sz w:val="18"/>
               </w:rPr>
-              <w:t>NLS-AT (Cơ bản 1): ảnh và chuyện riêng của gia đình chỉ chia sẻ khi người lớn đồng ý.</w:t>
+              <w:t>NLS-KT (Cơ bản 1): GV chiếu đoạn phim tình huống gia đình gắn với bài “QUAN TÂM, CHĂM SÓC ÔNG BÀ”</w:t>
+            </w:r>
+          </w:p>
+          <w:p>
+            <w:pPr>
+              <w:spacing w:after="0"/>
+            </w:pPr>
+            <w:r>
+              <w:rPr>
+                <w:b w:val="0"/>
+                <w:i w:val="0"/>
+                <w:sz w:val="18"/>
+              </w:rPr>
+              <w:t>NLS-GT (Cơ bản 1): GV dùng điện thoại của mình gọi video cho một phụ huynh đã hẹn trước để cả lớp quan sát cách chào hỏi, hỏi thăm ông bà</w:t>
+            </w:r>
+          </w:p>
+          <w:p>
+            <w:pPr>
+              <w:spacing w:after="0"/>
+            </w:pPr>
+            <w:r>
+              <w:rPr>
+                <w:b w:val="0"/>
+                <w:i w:val="0"/>
+                <w:sz w:val="18"/>
+              </w:rPr>
+              <w:t>NLS-AT: HS chỉ gọi điện, gọi video cho người thân khi có người lớn ở bên; không nghe máy</w:t>
             </w:r>
           </w:p>
         </w:tc>
@@ -1677,7 +1781,33 @@
                 <w:i w:val="0"/>
                 <w:sz w:val="18"/>
               </w:rPr>
-              <w:t>NLS-AT (Cơ bản 1): ảnh và chuyện riêng của gia đình chỉ chia sẻ khi người lớn đồng ý.</w:t>
+              <w:t>NLS-KT (Cơ bản 1): GV chiếu đoạn phim tình huống gia đình gắn với bài “QUAN TÂM, CHĂM SÓC CHA MẸ”</w:t>
+            </w:r>
+          </w:p>
+          <w:p>
+            <w:pPr>
+              <w:spacing w:after="0"/>
+            </w:pPr>
+            <w:r>
+              <w:rPr>
+                <w:b w:val="0"/>
+                <w:i w:val="0"/>
+                <w:sz w:val="18"/>
+              </w:rPr>
+              <w:t>NLS-GT (Cơ bản 1): GV dùng điện thoại của mình gọi video cho một phụ huynh đã hẹn trước để cả lớp quan sát cách chào hỏi, hỏi thăm ông bà</w:t>
+            </w:r>
+          </w:p>
+          <w:p>
+            <w:pPr>
+              <w:spacing w:after="0"/>
+            </w:pPr>
+            <w:r>
+              <w:rPr>
+                <w:b w:val="0"/>
+                <w:i w:val="0"/>
+                <w:sz w:val="18"/>
+              </w:rPr>
+              <w:t>NLS-AT: HS chỉ gọi điện, gọi video cho người thân khi có người lớn ở bên; không nghe máy</w:t>
             </w:r>
           </w:p>
         </w:tc>
@@ -1794,7 +1924,33 @@
                 <w:i w:val="0"/>
                 <w:sz w:val="18"/>
               </w:rPr>
-              <w:t>NLS-GT (Cơ bản 1): trẻ em có quyền được bảo vệ trên môi trường số; biết lên tiếng nhờ người lớn khi thấy bạn bị trêu chọc trên mạng.</w:t>
+              <w:t>NLS-KT (Cơ bản 1): GV chiếu đoạn phim tình huống gia đình gắn với bài “CHĂM SÓC, GIÚP ĐỠ EM NHỎ”</w:t>
+            </w:r>
+          </w:p>
+          <w:p>
+            <w:pPr>
+              <w:spacing w:after="0"/>
+            </w:pPr>
+            <w:r>
+              <w:rPr>
+                <w:b w:val="0"/>
+                <w:i w:val="0"/>
+                <w:sz w:val="18"/>
+              </w:rPr>
+              <w:t>NLS-GT (Cơ bản 1): GV dùng điện thoại của mình gọi video cho một phụ huynh đã hẹn trước để cả lớp quan sát cách chào hỏi, hỏi thăm ông bà</w:t>
+            </w:r>
+          </w:p>
+          <w:p>
+            <w:pPr>
+              <w:spacing w:after="0"/>
+            </w:pPr>
+            <w:r>
+              <w:rPr>
+                <w:b w:val="0"/>
+                <w:i w:val="0"/>
+                <w:sz w:val="18"/>
+              </w:rPr>
+              <w:t>NLS-AT: HS chỉ gọi điện, gọi video cho người thân khi có người lớn ở bên; không nghe máy</w:t>
             </w:r>
           </w:p>
           <w:p>
@@ -2040,20 +2196,46 @@
                 <w:i w:val="0"/>
                 <w:sz w:val="18"/>
               </w:rPr>
+              <w:t>NLS-ST (Cơ bản 1): GV mở tệp thời gian biểu trên máy tính, cùng HS kéo thả tên các việc trong ngày (ngủ dậy, đi học, học bài, xem tivi</w:t>
+            </w:r>
+          </w:p>
+          <w:p>
+            <w:pPr>
+              <w:spacing w:after="0"/>
+            </w:pPr>
+            <w:r>
+              <w:rPr>
+                <w:b w:val="0"/>
+                <w:i w:val="0"/>
+                <w:sz w:val="18"/>
+              </w:rPr>
+              <w:t>NLS-GQVĐ (Cơ bản 1): GV bật báo thức và chức năng hẹn giờ trên điện thoại cho cả lớp nghe và nhìn thấy</w:t>
+            </w:r>
+          </w:p>
+          <w:p>
+            <w:pPr>
+              <w:spacing w:after="0"/>
+            </w:pPr>
+            <w:r>
+              <w:rPr>
+                <w:b w:val="0"/>
+                <w:i w:val="0"/>
+                <w:sz w:val="18"/>
+              </w:rPr>
+              <w:t>NLS-AT: Xem tivi, điện thoại quá giờ là lí do thường gặp khiến HS lớp 1 đi học muộn</w:t>
+            </w:r>
+          </w:p>
+          <w:p>
+            <w:pPr>
+              <w:spacing w:after="0"/>
+            </w:pPr>
+            <w:r>
+              <w:rPr>
+                <w:b w:val="0"/>
+                <w:i w:val="0"/>
+                <w:sz w:val="18"/>
+              </w:rPr>
               <w:t>QPAN: Giáo dục ý thức chấp hành nội quy, pháp luật — nền nếp đầu tiên của người công dân giữ gìn an ninh, trật tự.</w:t>
-            </w:r>
-          </w:p>
-          <w:p>
-            <w:pPr>
-              <w:spacing w:after="0"/>
-            </w:pPr>
-            <w:r>
-              <w:rPr>
-                <w:b w:val="0"/>
-                <w:i w:val="0"/>
-                <w:sz w:val="18"/>
-              </w:rPr>
-              <w:t>KNS: KN quản lí thời gian: lập và thực hiện thời gian biểu hằng ngày của bản thân.</w:t>
             </w:r>
           </w:p>
         </w:tc>
@@ -2170,6 +2352,33 @@
                 <w:i w:val="0"/>
                 <w:sz w:val="18"/>
               </w:rPr>
+              <w:t>NLS-ST (Cơ bản 1): GV mở tệp thời gian biểu trên máy tính, cùng HS kéo thả tên các việc trong ngày (ngủ dậy, đi học, học bài, xem tivi</w:t>
+            </w:r>
+          </w:p>
+          <w:p>
+            <w:pPr>
+              <w:spacing w:after="0"/>
+            </w:pPr>
+            <w:r>
+              <w:rPr>
+                <w:b w:val="0"/>
+                <w:i w:val="0"/>
+                <w:sz w:val="18"/>
+              </w:rPr>
+              <w:t>NLS-GQVĐ (Cơ bản 1): GV bật báo thức và chức năng hẹn giờ trên điện thoại cho cả lớp nghe và nhìn thấy</w:t>
+            </w:r>
+          </w:p>
+          <w:p>
+            <w:pPr>
+              <w:spacing w:after="0"/>
+            </w:pPr>
+            <w:r>
+              <w:rPr>
+                <w:b w:val="0"/>
+                <w:i w:val="0"/>
+                <w:sz w:val="18"/>
+              </w:rPr>
+              <w:t>NLS-AT: Xem tivi, điện thoại quá giờ là lí do thường gặp khiến HS lớp 1 đi học muộn</w:t>
             </w:r>
           </w:p>
         </w:tc>
@@ -2429,19 +2638,6 @@
                 <w:i w:val="0"/>
                 <w:sz w:val="18"/>
               </w:rPr>
-              <w:t>NLS-AT (Cơ bản 1): dùng thiết bị số có giờ giấc, biết giữ gìn đồ dùng và tài sản chung.</w:t>
-            </w:r>
-          </w:p>
-          <w:p>
-            <w:pPr>
-              <w:spacing w:after="0"/>
-            </w:pPr>
-            <w:r>
-              <w:rPr>
-                <w:b w:val="0"/>
-                <w:i w:val="0"/>
-                <w:sz w:val="18"/>
-              </w:rPr>
               <w:t>KNS: KN chi tiêu và giữ gìn: dùng đồ dùng, tiền bạc hợp lí, giữ gìn của công.</w:t>
             </w:r>
           </w:p>
@@ -2559,19 +2755,6 @@
                 <w:i w:val="0"/>
                 <w:sz w:val="18"/>
               </w:rPr>
-              <w:t>NLS-AT (Cơ bản 1): rửa tay sạch trước khi chạm vào máy tính, ti vi của lớp; giữ gìn thiết bị chung.</w:t>
-            </w:r>
-          </w:p>
-          <w:p>
-            <w:pPr>
-              <w:spacing w:after="0"/>
-            </w:pPr>
-            <w:r>
-              <w:rPr>
-                <w:b w:val="0"/>
-                <w:i w:val="0"/>
-                <w:sz w:val="18"/>
-              </w:rPr>
               <w:t>KNS: KN tự phục vụ: tự làm lấy việc của mình, giữ gìn vệ sinh cá nhân và nơi ở.</w:t>
             </w:r>
           </w:p>
@@ -2683,19 +2866,6 @@
               <w:spacing w:after="0"/>
             </w:pPr>
             <w:r/>
-            <w:r>
-              <w:rPr>
-                <w:b w:val="0"/>
-                <w:i w:val="0"/>
-                <w:sz w:val="18"/>
-              </w:rPr>
-              <w:t>NLS-AT (Cơ bản 1): rửa tay sạch trước khi chạm vào máy tính, ti vi của lớp; giữ gìn thiết bị chung.</w:t>
-            </w:r>
-          </w:p>
-          <w:p>
-            <w:pPr>
-              <w:spacing w:after="0"/>
-            </w:pPr>
             <w:r>
               <w:rPr>
                 <w:b w:val="0"/>
@@ -2960,6 +3130,45 @@
                 <w:i w:val="0"/>
                 <w:sz w:val="18"/>
               </w:rPr>
+              <w:t>NLS-ST (Cơ bản 1): GV mở tệp thời gian biểu trên máy tính, cùng HS kéo thả tên các việc trong ngày (ngủ dậy, đi học, học bài, xem tivi</w:t>
+            </w:r>
+          </w:p>
+          <w:p>
+            <w:pPr>
+              <w:spacing w:after="0"/>
+            </w:pPr>
+            <w:r>
+              <w:rPr>
+                <w:b w:val="0"/>
+                <w:i w:val="0"/>
+                <w:sz w:val="18"/>
+              </w:rPr>
+              <w:t>NLS-GQVĐ (Cơ bản 1): GV bật báo thức và chức năng hẹn giờ trên điện thoại cho cả lớp nghe và nhìn thấy</w:t>
+            </w:r>
+          </w:p>
+          <w:p>
+            <w:pPr>
+              <w:spacing w:after="0"/>
+            </w:pPr>
+            <w:r>
+              <w:rPr>
+                <w:b w:val="0"/>
+                <w:i w:val="0"/>
+                <w:sz w:val="18"/>
+              </w:rPr>
+              <w:t>NLS-AT: Xem tivi, điện thoại quá giờ là lí do thường gặp khiến HS lớp 1 đi học muộn</w:t>
+            </w:r>
+          </w:p>
+          <w:p>
+            <w:pPr>
+              <w:spacing w:after="0"/>
+            </w:pPr>
+            <w:r>
+              <w:rPr>
+                <w:b w:val="0"/>
+                <w:i w:val="0"/>
+                <w:sz w:val="18"/>
+              </w:rPr>
               <w:t>KNS: KN quản lí thời gian: lập và thực hiện thời gian biểu hằng ngày của bản thân.</w:t>
             </w:r>
           </w:p>
@@ -3077,6 +3286,45 @@
                 <w:i w:val="0"/>
                 <w:sz w:val="18"/>
               </w:rPr>
+              <w:t>NLS-ST (Cơ bản 1): GV mở tệp thời gian biểu trên máy tính, cùng HS kéo thả tên các việc trong ngày (ngủ dậy, đi học, học bài, xem tivi</w:t>
+            </w:r>
+          </w:p>
+          <w:p>
+            <w:pPr>
+              <w:spacing w:after="0"/>
+            </w:pPr>
+            <w:r>
+              <w:rPr>
+                <w:b w:val="0"/>
+                <w:i w:val="0"/>
+                <w:sz w:val="18"/>
+              </w:rPr>
+              <w:t>NLS-GQVĐ (Cơ bản 1): GV bật báo thức và chức năng hẹn giờ trên điện thoại cho cả lớp nghe và nhìn thấy</w:t>
+            </w:r>
+          </w:p>
+          <w:p>
+            <w:pPr>
+              <w:spacing w:after="0"/>
+            </w:pPr>
+            <w:r>
+              <w:rPr>
+                <w:b w:val="0"/>
+                <w:i w:val="0"/>
+                <w:sz w:val="18"/>
+              </w:rPr>
+              <w:t>NLS-AT: Xem tivi, điện thoại quá giờ là lí do thường gặp khiến HS lớp 1 đi học muộn</w:t>
+            </w:r>
+          </w:p>
+          <w:p>
+            <w:pPr>
+              <w:spacing w:after="0"/>
+            </w:pPr>
+            <w:r>
+              <w:rPr>
+                <w:b w:val="0"/>
+                <w:i w:val="0"/>
+                <w:sz w:val="18"/>
+              </w:rPr>
               <w:t>KNS: KN quản lí thời gian: lập và thực hiện thời gian biểu hằng ngày của bản thân.</w:t>
             </w:r>
           </w:p>
@@ -3428,6 +3676,45 @@
                 <w:i w:val="0"/>
                 <w:sz w:val="18"/>
               </w:rPr>
+              <w:t>NLS-KT (Cơ bản 1): GV chiếu hai mẩu tin cùng nói về một sự việc: một tin thật và một tin bịa kèm ảnh ghép</w:t>
+            </w:r>
+          </w:p>
+          <w:p>
+            <w:pPr>
+              <w:spacing w:after="0"/>
+            </w:pPr>
+            <w:r>
+              <w:rPr>
+                <w:b w:val="0"/>
+                <w:i w:val="0"/>
+                <w:sz w:val="18"/>
+              </w:rPr>
+              <w:t>NLS-GQVĐ (Cơ bản 1): GV nêu tình huống: một bạn nhỏ kể lại cho cả nhà nghe chuyện bạn ấy xem được trên điện thoại nhưng chuyện đó không có thật</w:t>
+            </w:r>
+          </w:p>
+          <w:p>
+            <w:pPr>
+              <w:spacing w:after="0"/>
+            </w:pPr>
+            <w:r>
+              <w:rPr>
+                <w:b w:val="0"/>
+                <w:i w:val="0"/>
+                <w:sz w:val="18"/>
+              </w:rPr>
+              <w:t>NLS-AT: Không phải điều gì thấy trên tivi, điện thoại cũng là thật; khi nghe được một tin lạ</w:t>
+            </w:r>
+          </w:p>
+          <w:p>
+            <w:pPr>
+              <w:spacing w:after="0"/>
+            </w:pPr>
+            <w:r>
+              <w:rPr>
+                <w:b w:val="0"/>
+                <w:i w:val="0"/>
+                <w:sz w:val="18"/>
+              </w:rPr>
               <w:t>KNS: KN tự nhận thức: dám nhận lỗi và sửa lỗi; chịu trách nhiệm về việc mình làm.</w:t>
             </w:r>
           </w:p>
@@ -3545,6 +3832,33 @@
                 <w:i w:val="0"/>
                 <w:sz w:val="18"/>
               </w:rPr>
+              <w:t>NLS-GT (Cơ bản 1): GV nêu tình huống: một bạn để quên điện thoại, máy tính bảng trên bàn, bạn khác mở ra xem ảnh và tin nhắn bên trong</w:t>
+            </w:r>
+          </w:p>
+          <w:p>
+            <w:pPr>
+              <w:spacing w:after="0"/>
+            </w:pPr>
+            <w:r>
+              <w:rPr>
+                <w:b w:val="0"/>
+                <w:i w:val="0"/>
+                <w:sz w:val="18"/>
+              </w:rPr>
+              <w:t>NLS-GQVĐ (Cơ bản 1): GV cho HS sắm vai hỏi mượn: xin phép trước khi dùng đồ của bạn, kể cả sách vở</w:t>
+            </w:r>
+          </w:p>
+          <w:p>
+            <w:pPr>
+              <w:spacing w:after="0"/>
+            </w:pPr>
+            <w:r>
+              <w:rPr>
+                <w:b w:val="0"/>
+                <w:i w:val="0"/>
+                <w:sz w:val="18"/>
+              </w:rPr>
+              <w:t>NLS-AT: Đồ dùng của người khác và cả những gì có trong điện thoại</w:t>
             </w:r>
           </w:p>
         </w:tc>
@@ -3661,6 +3975,33 @@
                 <w:i w:val="0"/>
                 <w:sz w:val="18"/>
               </w:rPr>
+              <w:t>NLS-GQVĐ (Cơ bản 1): GV nêu tình huống: em nhặt được một chiếc điện thoại ở sân trường</w:t>
+            </w:r>
+          </w:p>
+          <w:p>
+            <w:pPr>
+              <w:spacing w:after="0"/>
+            </w:pPr>
+            <w:r>
+              <w:rPr>
+                <w:b w:val="0"/>
+                <w:i w:val="0"/>
+                <w:sz w:val="18"/>
+              </w:rPr>
+              <w:t>NLS-GT (Cơ bản 1): GV chiếu ảnh bảng tin của trường và nêu cách nhà trường thông báo tìm người đánh mất</w:t>
+            </w:r>
+          </w:p>
+          <w:p>
+            <w:pPr>
+              <w:spacing w:after="0"/>
+            </w:pPr>
+            <w:r>
+              <w:rPr>
+                <w:b w:val="0"/>
+                <w:i w:val="0"/>
+                <w:sz w:val="18"/>
+              </w:rPr>
+              <w:t>NLS-AT: Nhặt được điện thoại thì đem nộp ngay, không mở xem ảnh và tin nhắn bên trong</w:t>
             </w:r>
           </w:p>
         </w:tc>
@@ -3777,7 +4118,33 @@
                 <w:i w:val="0"/>
                 <w:sz w:val="18"/>
               </w:rPr>
-              <w:t>NLS-AT (Cơ bản 1): dùng thiết bị số có giờ giấc, biết giữ gìn đồ dùng và tài sản chung.</w:t>
+              <w:t>NLS-GT (Cơ bản 1): GV chiếu tình huống trên màn hình: bạn nhỏ làm hỏng đồ của bạn rồi im lặng</w:t>
+            </w:r>
+          </w:p>
+          <w:p>
+            <w:pPr>
+              <w:spacing w:after="0"/>
+            </w:pPr>
+            <w:r>
+              <w:rPr>
+                <w:b w:val="0"/>
+                <w:i w:val="0"/>
+                <w:sz w:val="18"/>
+              </w:rPr>
+              <w:t>NLS-GQVĐ (Cơ bản 1): GV nêu: khi lỡ làm bạn buồn mà chưa gặp được bạn, em có thể nhờ cha mẹ gọi điện để nói lời xin lỗi</w:t>
+            </w:r>
+          </w:p>
+          <w:p>
+            <w:pPr>
+              <w:spacing w:after="0"/>
+            </w:pPr>
+            <w:r>
+              <w:rPr>
+                <w:b w:val="0"/>
+                <w:i w:val="0"/>
+                <w:sz w:val="18"/>
+              </w:rPr>
+              <w:t>NLS-AT: HS không dùng điện thoại của người lớn để nhắn tin, gọi điện khi chưa được phép</w:t>
             </w:r>
           </w:p>
           <w:p>
@@ -4023,6 +4390,45 @@
                 <w:i w:val="0"/>
                 <w:sz w:val="18"/>
               </w:rPr>
+              <w:t>NLS-KT (Cơ bản 1): GV chiếu video mô phỏng tình huống giao thông trước cổng trường: đèn tín hiệu, vạch kẻ đường, xe đi tới từ hai phía</w:t>
+            </w:r>
+          </w:p>
+          <w:p>
+            <w:pPr>
+              <w:spacing w:after="0"/>
+            </w:pPr>
+            <w:r>
+              <w:rPr>
+                <w:b w:val="0"/>
+                <w:i w:val="0"/>
+                <w:sz w:val="18"/>
+              </w:rPr>
+              <w:t>NLS-GQVĐ (Cơ bản 1): GV mở bản đồ số, phóng to đoạn đường từ trường về khu dân cư gần nhất</w:t>
+            </w:r>
+          </w:p>
+          <w:p>
+            <w:pPr>
+              <w:spacing w:after="0"/>
+            </w:pPr>
+            <w:r>
+              <w:rPr>
+                <w:b w:val="0"/>
+                <w:i w:val="0"/>
+                <w:sz w:val="18"/>
+              </w:rPr>
+              <w:t>NLS-AT: Tuyệt đối không vừa đi đường vừa nhìn điện thoại, không đeo tai nghe khi qua đường</w:t>
+            </w:r>
+          </w:p>
+          <w:p>
+            <w:pPr>
+              <w:spacing w:after="0"/>
+            </w:pPr>
+            <w:r>
+              <w:rPr>
+                <w:b w:val="0"/>
+                <w:i w:val="0"/>
+                <w:sz w:val="18"/>
+              </w:rPr>
               <w:t>KNS: KN tự bảo vệ: nhận biết tình huống nguy hiểm, biết từ chối và gọi người lớn giúp đỡ.</w:t>
             </w:r>
           </w:p>
@@ -4140,6 +4546,33 @@
                 <w:i w:val="0"/>
                 <w:sz w:val="18"/>
               </w:rPr>
+              <w:t>NLS-KT (Cơ bản 1): GV chiếu video mô phỏng những nơi dễ xảy ra đuối nước: ao hồ, hố nước công trình</w:t>
+            </w:r>
+          </w:p>
+          <w:p>
+            <w:pPr>
+              <w:spacing w:after="0"/>
+            </w:pPr>
+            <w:r>
+              <w:rPr>
+                <w:b w:val="0"/>
+                <w:i w:val="0"/>
+                <w:sz w:val="18"/>
+              </w:rPr>
+              <w:t>NLS-GQVĐ (Cơ bản 1): GV chiếu ảnh chụp các biển cảnh báo nguy hiểm có thật ở địa phương để HS nhận mặt biển báo và nói ra việc cần làm khi</w:t>
+            </w:r>
+          </w:p>
+          <w:p>
+            <w:pPr>
+              <w:spacing w:after="0"/>
+            </w:pPr>
+            <w:r>
+              <w:rPr>
+                <w:b w:val="0"/>
+                <w:i w:val="0"/>
+                <w:sz w:val="18"/>
+              </w:rPr>
+              <w:t>NLS-AT: Trên mạng có nhiều clip quay cảnh trẻ em nhảy xuống sông, xuống hồ trông rất vui</w:t>
             </w:r>
           </w:p>
         </w:tc>
@@ -4256,6 +4689,33 @@
                 <w:i w:val="0"/>
                 <w:sz w:val="18"/>
               </w:rPr>
+              <w:t>NLS-KT (Cơ bản 1): GV chiếu video quay chậm cảnh nước sôi trào ra khỏi ấm và ảnh minh hoạ các vật nóng trong bếp để HS thấy rõ vì sao chỉ</w:t>
+            </w:r>
+          </w:p>
+          <w:p>
+            <w:pPr>
+              <w:spacing w:after="0"/>
+            </w:pPr>
+            <w:r>
+              <w:rPr>
+                <w:b w:val="0"/>
+                <w:i w:val="0"/>
+                <w:sz w:val="18"/>
+              </w:rPr>
+              <w:t>NLS-GQVĐ (Cơ bản 1): GV chiếu sơ đồ các bước sơ cứu bỏng bằng nước mát dưới dạng tranh rời, cho HS sắp xếp lại đúng thứ tự ngay trên màn hình.</w:t>
+            </w:r>
+          </w:p>
+          <w:p>
+            <w:pPr>
+              <w:spacing w:after="0"/>
+            </w:pPr>
+            <w:r>
+              <w:rPr>
+                <w:b w:val="0"/>
+                <w:i w:val="0"/>
+                <w:sz w:val="18"/>
+              </w:rPr>
+              <w:t>NLS-AT: GV chọn trước hình ảnh minh hoạ phù hợp lứa tuổi</w:t>
             </w:r>
           </w:p>
         </w:tc>
@@ -4372,6 +4832,33 @@
                 <w:i w:val="0"/>
                 <w:sz w:val="18"/>
               </w:rPr>
+              <w:t>NLS-KT (Cơ bản 1): GV chiếu video mô phỏng các tình huống dễ ngã: sàn nhà vừa lau còn ướt, trèo lan can, chạy đuổi nhau trên cầu thang</w:t>
+            </w:r>
+          </w:p>
+          <w:p>
+            <w:pPr>
+              <w:spacing w:after="0"/>
+            </w:pPr>
+            <w:r>
+              <w:rPr>
+                <w:b w:val="0"/>
+                <w:i w:val="0"/>
+                <w:sz w:val="18"/>
+              </w:rPr>
+              <w:t>NLS-GQVĐ (Cơ bản 1): GV chiếu ảnh chụp chính sân trường và hành lang lớp mình, mời HS lên chỉ trực tiếp trên màn hình những chỗ các em hay bị vấp</w:t>
+            </w:r>
+          </w:p>
+          <w:p>
+            <w:pPr>
+              <w:spacing w:after="0"/>
+            </w:pPr>
+            <w:r>
+              <w:rPr>
+                <w:b w:val="0"/>
+                <w:i w:val="0"/>
+                <w:sz w:val="18"/>
+              </w:rPr>
+              <w:t>NLS-AT: Không bắt chước các trò leo trèo, nhào lộn mạo hiểm thấy trong clip trên mạng</w:t>
             </w:r>
           </w:p>
         </w:tc>
@@ -4488,6 +4975,33 @@
                 <w:i w:val="0"/>
                 <w:sz w:val="18"/>
               </w:rPr>
+              <w:t>NLS-KT (Cơ bản 1): GV chiếu hình động mô phỏng đường đi của dòng điện qua ổ cắm</w:t>
+            </w:r>
+          </w:p>
+          <w:p>
+            <w:pPr>
+              <w:spacing w:after="0"/>
+            </w:pPr>
+            <w:r>
+              <w:rPr>
+                <w:b w:val="0"/>
+                <w:i w:val="0"/>
+                <w:sz w:val="18"/>
+              </w:rPr>
+              <w:t>NLS-GQVĐ (Cơ bản 1): GV chỉ ngay các thiết bị dùng điện có trong lớp (quạt, máy chiếu, dây sạc điện thoại) và cho HS nói việc nên làm</w:t>
+            </w:r>
+          </w:p>
+          <w:p>
+            <w:pPr>
+              <w:spacing w:after="0"/>
+            </w:pPr>
+            <w:r>
+              <w:rPr>
+                <w:b w:val="0"/>
+                <w:i w:val="0"/>
+                <w:sz w:val="18"/>
+              </w:rPr>
+              <w:t>NLS-AT: Không cắm và rút sạc điện thoại khi tay ướt; không vừa cắm sạc vừa dùng điện thoại</w:t>
             </w:r>
           </w:p>
         </w:tc>
@@ -4604,6 +5118,33 @@
                 <w:i w:val="0"/>
                 <w:sz w:val="18"/>
               </w:rPr>
+              <w:t>NLS-KT (Cơ bản 1): GV chiếu ảnh phóng to nhãn một gói bánh, hộp sữa lên màn hình</w:t>
+            </w:r>
+          </w:p>
+          <w:p>
+            <w:pPr>
+              <w:spacing w:after="0"/>
+            </w:pPr>
+            <w:r>
+              <w:rPr>
+                <w:b w:val="0"/>
+                <w:i w:val="0"/>
+                <w:sz w:val="18"/>
+              </w:rPr>
+              <w:t>NLS-GQVĐ (Cơ bản 1): GV nêu và làm mẫu cách người lớn quét mã trên bao bì để tra thông tin sản phẩm</w:t>
+            </w:r>
+          </w:p>
+          <w:p>
+            <w:pPr>
+              <w:spacing w:after="0"/>
+            </w:pPr>
+            <w:r>
+              <w:rPr>
+                <w:b w:val="0"/>
+                <w:i w:val="0"/>
+                <w:sz w:val="18"/>
+              </w:rPr>
+              <w:t>NLS-AT: Không ăn quà vặt lạ chỉ vì thấy quảng cáo hấp dẫn trên tivi, điện thoại</w:t>
             </w:r>
           </w:p>
         </w:tc>
@@ -4714,6 +5255,45 @@
               <w:spacing w:after="0"/>
             </w:pPr>
             <w:r/>
+            <w:r>
+              <w:rPr>
+                <w:b w:val="0"/>
+                <w:i w:val="0"/>
+                <w:sz w:val="18"/>
+              </w:rPr>
+              <w:t>NLS-KT (Cơ bản 1): GV chiếu phim hoạt hình về Quy tắc năm ngón tay và vùng riêng tư trên cơ thể</w:t>
+            </w:r>
+          </w:p>
+          <w:p>
+            <w:pPr>
+              <w:spacing w:after="0"/>
+            </w:pPr>
+            <w:r>
+              <w:rPr>
+                <w:b w:val="0"/>
+                <w:i w:val="0"/>
+                <w:sz w:val="18"/>
+              </w:rPr>
+              <w:t>NLS-GT (Cơ bản 1): GV nêu tình huống trên môi trường mạng: có người lạ nhắn tin làm quen qua điện thoại của cha mẹ, xin ảnh</w:t>
+            </w:r>
+          </w:p>
+          <w:p>
+            <w:pPr>
+              <w:spacing w:after="0"/>
+            </w:pPr>
+            <w:r>
+              <w:rPr>
+                <w:b w:val="0"/>
+                <w:i w:val="0"/>
+                <w:sz w:val="18"/>
+              </w:rPr>
+              <w:t>NLS-AT: Không gửi ảnh của mình, nhất là ảnh không mặc quần áo</w:t>
+            </w:r>
+          </w:p>
+          <w:p>
+            <w:pPr>
+              <w:spacing w:after="0"/>
+            </w:pPr>
             <w:r>
               <w:rPr>
                 <w:b w:val="0"/>

--- a/assets/docs/lop1/Dao duc - Lop 1.docx
+++ b/assets/docs/lop1/Dao duc - Lop 1.docx
@@ -1079,6 +1079,45 @@
                 <w:i w:val="0"/>
                 <w:sz w:val="18"/>
               </w:rPr>
+              <w:t>NLS-KT (Cơ bản 1): GV chiếu phóng to tranh Khám phá của bài “Em giữ trang phục gọn gàng, sạch sẽ” và thêm vài ảnh thật: áo bỏ trong quần</w:t>
+            </w:r>
+          </w:p>
+          <w:p>
+            <w:pPr>
+              <w:spacing w:after="0"/>
+            </w:pPr>
+            <w:r>
+              <w:rPr>
+                <w:b w:val="0"/>
+                <w:i w:val="0"/>
+                <w:sz w:val="18"/>
+              </w:rPr>
+              <w:t>NLS-GQVĐ (Cơ bản 1): GV mở bài tập tương tác sắp các bước mặc áo và chỉnh trang phục theo đúng thứ tự: mặc áo, cài cúc từ dưới lên</w:t>
+            </w:r>
+          </w:p>
+          <w:p>
+            <w:pPr>
+              <w:spacing w:after="0"/>
+            </w:pPr>
+            <w:r>
+              <w:rPr>
+                <w:b w:val="0"/>
+                <w:i w:val="0"/>
+                <w:sz w:val="18"/>
+              </w:rPr>
+              <w:t>NLS-AT: Máy do cô giáo bấm, HS chờ đến lượt được mời</w:t>
+            </w:r>
+          </w:p>
+          <w:p>
+            <w:pPr>
+              <w:spacing w:after="0"/>
+            </w:pPr>
+            <w:r>
+              <w:rPr>
+                <w:b w:val="0"/>
+                <w:i w:val="0"/>
+                <w:sz w:val="18"/>
+              </w:rPr>
               <w:t>KNS: KN tự phục vụ: tự làm lấy việc của mình, giữ gìn vệ sinh cá nhân và nơi ở.</w:t>
             </w:r>
           </w:p>
@@ -1196,7 +1235,7 @@
                 <w:i w:val="0"/>
                 <w:sz w:val="18"/>
               </w:rPr>
-              <w:t>NLS-KT (Cơ bản 1): GV chiếu đoạn phim tình huống gia đình gắn với bài “GIA ĐÌNH CỦA EM”</w:t>
+              <w:t>NLS-KT (Cơ bản 1): Sau khi hát bài “Cả nhà thương nhau”, GV chiếu phóng to tranh Khám phá của bài “Gia đình của em” và thêm vài ảnh cảnh gia đình</w:t>
             </w:r>
           </w:p>
           <w:p>
@@ -1209,7 +1248,7 @@
                 <w:i w:val="0"/>
                 <w:sz w:val="18"/>
               </w:rPr>
-              <w:t>NLS-GT (Cơ bản 1): GV dùng điện thoại của mình gọi video cho một phụ huynh đã hẹn trước để cả lớp quan sát cách chào hỏi, hỏi thăm ông bà</w:t>
+              <w:t>NLS-GT (Cơ bản 1): GV gõ lên màn hình những lời yêu thương mà HS muốn nói với người thân, thành bảng chung “Lời thương của lớp em”</w:t>
             </w:r>
           </w:p>
           <w:p>
@@ -1222,7 +1261,7 @@
                 <w:i w:val="0"/>
                 <w:sz w:val="18"/>
               </w:rPr>
-              <w:t>NLS-AT: HS chỉ gọi điện, gọi video cho người thân khi có người lớn ở bên; không nghe máy</w:t>
+              <w:t>NLS-AT: Lớp chỉ dùng ảnh chung do cô chuẩn bị</w:t>
             </w:r>
           </w:p>
           <w:p>
@@ -2509,6 +2548,45 @@
                 <w:sz w:val="18"/>
               </w:rPr>
               <w:t>QPAN: GDQP an ninh</w:t>
+            </w:r>
+          </w:p>
+          <w:p>
+            <w:pPr>
+              <w:spacing w:after="0"/>
+            </w:pPr>
+            <w:r>
+              <w:rPr>
+                <w:b w:val="0"/>
+                <w:i w:val="0"/>
+                <w:sz w:val="18"/>
+              </w:rPr>
+              <w:t>NLS-KT (Cơ bản 1): Ở bài “Giữ trật tự trong trường, lớp”, GV chiếu clip ngắn cảnh xếp hàng vào lớp ngay ngắn và cảnh chen lấn xô đẩy do thầy cô</w:t>
+            </w:r>
+          </w:p>
+          <w:p>
+            <w:pPr>
+              <w:spacing w:after="0"/>
+            </w:pPr>
+            <w:r>
+              <w:rPr>
+                <w:b w:val="0"/>
+                <w:i w:val="0"/>
+                <w:sz w:val="18"/>
+              </w:rPr>
+              <w:t>NLS-GQVĐ (Cơ bản 1): GV chiếu các tình huống trong lớp như bạn nói chuyện riêng, bạn chạy trong hành lang; HS chọn cách ứng xử phù hợp, máy báo đúng</w:t>
+            </w:r>
+          </w:p>
+          <w:p>
+            <w:pPr>
+              <w:spacing w:after="0"/>
+            </w:pPr>
+            <w:r>
+              <w:rPr>
+                <w:b w:val="0"/>
+                <w:i w:val="0"/>
+                <w:sz w:val="18"/>
+              </w:rPr>
+              <w:t>NLS-AT: Clip chỉ dựng lại tình huống, không quay bạn đang mắc lỗi để chiếu trước lớp</w:t>
             </w:r>
           </w:p>
           <w:p>

--- a/assets/docs/lop1/Dao duc - Lop 1.docx
+++ b/assets/docs/lop1/Dao duc - Lop 1.docx
@@ -624,33 +624,7 @@
                 <w:i w:val="0"/>
                 <w:sz w:val="18"/>
               </w:rPr>
-              <w:t>NLS-KT (Cơ bản 1): GV chiếu hình ảnh minh hoạ phóng to bàn tay bẩn có nhiều vết bẩn nhỏ mắt thường không thấy và bàn tay sạch sau khi rửa xà</w:t>
-            </w:r>
-          </w:p>
-          <w:p>
-            <w:pPr>
-              <w:spacing w:after="0"/>
-            </w:pPr>
-            <w:r>
-              <w:rPr>
-                <w:b w:val="0"/>
-                <w:i w:val="0"/>
-                <w:sz w:val="18"/>
-              </w:rPr>
-              <w:t>NLS-GQVĐ (Cơ bản 1): GV mở video minh hoạ các bước rửa tay bằng xà phòng trên tivi, dừng ở từng bước cho HS làm động tác rửa tay khô theo</w:t>
-            </w:r>
-          </w:p>
-          <w:p>
-            <w:pPr>
-              <w:spacing w:after="0"/>
-            </w:pPr>
-            <w:r>
-              <w:rPr>
-                <w:b w:val="0"/>
-                <w:i w:val="0"/>
-                <w:sz w:val="18"/>
-              </w:rPr>
-              <w:t>NLS-AT: Ảnh và video trong tiết học đều do GV chọn trước</w:t>
+              <w:t>NLS-KT (Cơ bản 1): Chiếu hình ảnh minh hoạ phóng to bàn tay bẩn có nhiều vết bẩn nhỏ mắt thường không thấy.</w:t>
             </w:r>
           </w:p>
           <w:p>
@@ -780,33 +754,7 @@
                 <w:i w:val="0"/>
                 <w:sz w:val="18"/>
               </w:rPr>
-              <w:t>NLS-KT (Cơ bản 1): GV chiếu hình ảnh phóng to hàm răng sạch và chiếc răng bị sâu cùng hình bạn nhỏ cười tươi trong bài “Em giữ sạch răng miệng”</w:t>
-            </w:r>
-          </w:p>
-          <w:p>
-            <w:pPr>
-              <w:spacing w:after="0"/>
-            </w:pPr>
-            <w:r>
-              <w:rPr>
-                <w:b w:val="0"/>
-                <w:i w:val="0"/>
-                <w:sz w:val="18"/>
-              </w:rPr>
-              <w:t>NLS-GQVĐ (Cơ bản 1): GV mở video minh hoạ chải răng đúng cách trên tivi, dừng ở từng bước: lấy kem vừa đủ, chải mặt ngoài, mặt trong, mặt nhai, súc miệng</w:t>
-            </w:r>
-          </w:p>
-          <w:p>
-            <w:pPr>
-              <w:spacing w:after="0"/>
-            </w:pPr>
-            <w:r>
-              <w:rPr>
-                <w:b w:val="0"/>
-                <w:i w:val="0"/>
-                <w:sz w:val="18"/>
-              </w:rPr>
-              <w:t>NLS-AT: HS chỉ xem hình ảnh răng miệng do GV chọn sẵn</w:t>
+              <w:t>NLS-GQVĐ (Cơ bản 1): Mở video minh hoạ chải răng đúng cách trên tivi, dừng ở từng bước.</w:t>
             </w:r>
           </w:p>
           <w:p>
@@ -936,33 +884,7 @@
                 <w:i w:val="0"/>
                 <w:sz w:val="18"/>
               </w:rPr>
-              <w:t>NLS-KT (Cơ bản 1): GV chiếu phóng to tranh Khám phá của bài “Em tắm, gội sạch sẽ” cho HS so sánh hai bạn trong tranh</w:t>
-            </w:r>
-          </w:p>
-          <w:p>
-            <w:pPr>
-              <w:spacing w:after="0"/>
-            </w:pPr>
-            <w:r>
-              <w:rPr>
-                <w:b w:val="0"/>
-                <w:i w:val="0"/>
-                <w:sz w:val="18"/>
-              </w:rPr>
-              <w:t>NLS-GQVĐ (Cơ bản 1): GV mở bài tập tương tác kéo các bước tắm, gội về đúng thứ tự; máy báo đúng</w:t>
-            </w:r>
-          </w:p>
-          <w:p>
-            <w:pPr>
-              <w:spacing w:after="0"/>
-            </w:pPr>
-            <w:r>
-              <w:rPr>
-                <w:b w:val="0"/>
-                <w:i w:val="0"/>
-                <w:sz w:val="18"/>
-              </w:rPr>
-              <w:t>NLS-AT: Máy do cô giáo bấm, HS chờ đến lượt được mời, không tranh nhau chạm màn hình</w:t>
+              <w:t>NLS-KT (Cơ bản 1): Chiếu phóng to tranh Khám phá của bài “Em tắm, gội sạch sẽ” cho HS so sánh hai bạn trong tranh.</w:t>
             </w:r>
           </w:p>
         </w:tc>
@@ -1079,33 +1001,7 @@
                 <w:i w:val="0"/>
                 <w:sz w:val="18"/>
               </w:rPr>
-              <w:t>NLS-KT (Cơ bản 1): GV chiếu phóng to tranh Khám phá của bài “Em giữ trang phục gọn gàng, sạch sẽ” và thêm vài ảnh thật: áo bỏ trong quần</w:t>
-            </w:r>
-          </w:p>
-          <w:p>
-            <w:pPr>
-              <w:spacing w:after="0"/>
-            </w:pPr>
-            <w:r>
-              <w:rPr>
-                <w:b w:val="0"/>
-                <w:i w:val="0"/>
-                <w:sz w:val="18"/>
-              </w:rPr>
-              <w:t>NLS-GQVĐ (Cơ bản 1): GV mở bài tập tương tác sắp các bước mặc áo và chỉnh trang phục theo đúng thứ tự: mặc áo, cài cúc từ dưới lên</w:t>
-            </w:r>
-          </w:p>
-          <w:p>
-            <w:pPr>
-              <w:spacing w:after="0"/>
-            </w:pPr>
-            <w:r>
-              <w:rPr>
-                <w:b w:val="0"/>
-                <w:i w:val="0"/>
-                <w:sz w:val="18"/>
-              </w:rPr>
-              <w:t>NLS-AT: Máy do cô giáo bấm, HS chờ đến lượt được mời</w:t>
+              <w:t>NLS-GQVĐ (Cơ bản 1): Mở bài tập tương tác sắp các bước mặc áo và chỉnh trang phục theo đúng thứ tự.</w:t>
             </w:r>
           </w:p>
           <w:p>
@@ -1235,33 +1131,7 @@
                 <w:i w:val="0"/>
                 <w:sz w:val="18"/>
               </w:rPr>
-              <w:t>NLS-KT (Cơ bản 1): Sau khi hát bài “Cả nhà thương nhau”, GV chiếu phóng to tranh Khám phá của bài “Gia đình của em” và thêm vài ảnh cảnh gia đình</w:t>
-            </w:r>
-          </w:p>
-          <w:p>
-            <w:pPr>
-              <w:spacing w:after="0"/>
-            </w:pPr>
-            <w:r>
-              <w:rPr>
-                <w:b w:val="0"/>
-                <w:i w:val="0"/>
-                <w:sz w:val="18"/>
-              </w:rPr>
-              <w:t>NLS-GT (Cơ bản 1): GV gõ lên màn hình những lời yêu thương mà HS muốn nói với người thân, thành bảng chung “Lời thương của lớp em”</w:t>
-            </w:r>
-          </w:p>
-          <w:p>
-            <w:pPr>
-              <w:spacing w:after="0"/>
-            </w:pPr>
-            <w:r>
-              <w:rPr>
-                <w:b w:val="0"/>
-                <w:i w:val="0"/>
-                <w:sz w:val="18"/>
-              </w:rPr>
-              <w:t>NLS-AT: Lớp chỉ dùng ảnh chung do cô chuẩn bị</w:t>
+              <w:t>NLS-KT (Cơ bản 1): Sau khi hát bài “Cả nhà thương nhau”, GV chiếu phóng to tranh Khám phá của bài “Gia đình của em” và.</w:t>
             </w:r>
           </w:p>
           <w:p>
@@ -1391,33 +1261,7 @@
                 <w:i w:val="0"/>
                 <w:sz w:val="18"/>
               </w:rPr>
-              <w:t>NLS-KT (Cơ bản 1): GV chiếu đoạn phim tình huống gia đình gắn với bài “GIA ĐÌNH CỦA EM”</w:t>
-            </w:r>
-          </w:p>
-          <w:p>
-            <w:pPr>
-              <w:spacing w:after="0"/>
-            </w:pPr>
-            <w:r>
-              <w:rPr>
-                <w:b w:val="0"/>
-                <w:i w:val="0"/>
-                <w:sz w:val="18"/>
-              </w:rPr>
-              <w:t>NLS-GT (Cơ bản 1): GV dùng điện thoại của mình gọi video cho một phụ huynh đã hẹn trước để cả lớp quan sát cách chào hỏi, hỏi thăm ông bà</w:t>
-            </w:r>
-          </w:p>
-          <w:p>
-            <w:pPr>
-              <w:spacing w:after="0"/>
-            </w:pPr>
-            <w:r>
-              <w:rPr>
-                <w:b w:val="0"/>
-                <w:i w:val="0"/>
-                <w:sz w:val="18"/>
-              </w:rPr>
-              <w:t>NLS-AT: HS chỉ gọi điện, gọi video cho người thân khi có người lớn ở bên; không nghe máy</w:t>
+              <w:t>NLS-GT (Cơ bản 1): Dùng điện thoại của mình gọi video cho một phụ huynh đã hẹn trước.</w:t>
             </w:r>
           </w:p>
         </w:tc>
@@ -1534,33 +1378,7 @@
                 <w:i w:val="0"/>
                 <w:sz w:val="18"/>
               </w:rPr>
-              <w:t>NLS-KT (Cơ bản 1): GV chiếu đoạn phim tình huống gia đình gắn với bài “LỄ PHÉP, VÂNG LỜI ÔNG BÀ, CHA MẸ, ANH CHỊ”</w:t>
-            </w:r>
-          </w:p>
-          <w:p>
-            <w:pPr>
-              <w:spacing w:after="0"/>
-            </w:pPr>
-            <w:r>
-              <w:rPr>
-                <w:b w:val="0"/>
-                <w:i w:val="0"/>
-                <w:sz w:val="18"/>
-              </w:rPr>
-              <w:t>NLS-GT (Cơ bản 1): GV dùng điện thoại của mình gọi video cho một phụ huynh đã hẹn trước để cả lớp quan sát cách chào hỏi, hỏi thăm ông bà</w:t>
-            </w:r>
-          </w:p>
-          <w:p>
-            <w:pPr>
-              <w:spacing w:after="0"/>
-            </w:pPr>
-            <w:r>
-              <w:rPr>
-                <w:b w:val="0"/>
-                <w:i w:val="0"/>
-                <w:sz w:val="18"/>
-              </w:rPr>
-              <w:t>NLS-AT: HS chỉ gọi điện, gọi video cho người thân khi có người lớn ở bên; không nghe máy</w:t>
+              <w:t>NLS-KT (Cơ bản 1): Chiếu đoạn phim tình huống gia đình gắn với bài “LỄ PHÉP, VÂNG LỜI ÔNG BÀ, CHA MẸ, ANH CHỊ”.</w:t>
             </w:r>
           </w:p>
         </w:tc>
@@ -1677,33 +1495,7 @@
                 <w:i w:val="0"/>
                 <w:sz w:val="18"/>
               </w:rPr>
-              <w:t>NLS-KT (Cơ bản 1): GV chiếu đoạn phim tình huống gia đình gắn với bài “QUAN TÂM, CHĂM SÓC ÔNG BÀ”</w:t>
-            </w:r>
-          </w:p>
-          <w:p>
-            <w:pPr>
-              <w:spacing w:after="0"/>
-            </w:pPr>
-            <w:r>
-              <w:rPr>
-                <w:b w:val="0"/>
-                <w:i w:val="0"/>
-                <w:sz w:val="18"/>
-              </w:rPr>
-              <w:t>NLS-GT (Cơ bản 1): GV dùng điện thoại của mình gọi video cho một phụ huynh đã hẹn trước để cả lớp quan sát cách chào hỏi, hỏi thăm ông bà</w:t>
-            </w:r>
-          </w:p>
-          <w:p>
-            <w:pPr>
-              <w:spacing w:after="0"/>
-            </w:pPr>
-            <w:r>
-              <w:rPr>
-                <w:b w:val="0"/>
-                <w:i w:val="0"/>
-                <w:sz w:val="18"/>
-              </w:rPr>
-              <w:t>NLS-AT: HS chỉ gọi điện, gọi video cho người thân khi có người lớn ở bên; không nghe máy</w:t>
+              <w:t>NLS-GT (Cơ bản 1): Dùng điện thoại của mình gọi video cho một phụ huynh đã hẹn trước.</w:t>
             </w:r>
           </w:p>
         </w:tc>
@@ -1820,33 +1612,7 @@
                 <w:i w:val="0"/>
                 <w:sz w:val="18"/>
               </w:rPr>
-              <w:t>NLS-KT (Cơ bản 1): GV chiếu đoạn phim tình huống gia đình gắn với bài “QUAN TÂM, CHĂM SÓC CHA MẸ”</w:t>
-            </w:r>
-          </w:p>
-          <w:p>
-            <w:pPr>
-              <w:spacing w:after="0"/>
-            </w:pPr>
-            <w:r>
-              <w:rPr>
-                <w:b w:val="0"/>
-                <w:i w:val="0"/>
-                <w:sz w:val="18"/>
-              </w:rPr>
-              <w:t>NLS-GT (Cơ bản 1): GV dùng điện thoại của mình gọi video cho một phụ huynh đã hẹn trước để cả lớp quan sát cách chào hỏi, hỏi thăm ông bà</w:t>
-            </w:r>
-          </w:p>
-          <w:p>
-            <w:pPr>
-              <w:spacing w:after="0"/>
-            </w:pPr>
-            <w:r>
-              <w:rPr>
-                <w:b w:val="0"/>
-                <w:i w:val="0"/>
-                <w:sz w:val="18"/>
-              </w:rPr>
-              <w:t>NLS-AT: HS chỉ gọi điện, gọi video cho người thân khi có người lớn ở bên; không nghe máy</w:t>
+              <w:t>NLS-KT (Cơ bản 1): Chiếu đoạn phim tình huống gia đình gắn với bài “QUAN TÂM, CHĂM SÓC CHA MẸ”, dừng hình đúng lúc nhân vật.</w:t>
             </w:r>
           </w:p>
         </w:tc>
@@ -1963,33 +1729,7 @@
                 <w:i w:val="0"/>
                 <w:sz w:val="18"/>
               </w:rPr>
-              <w:t>NLS-KT (Cơ bản 1): GV chiếu đoạn phim tình huống gia đình gắn với bài “CHĂM SÓC, GIÚP ĐỠ EM NHỎ”</w:t>
-            </w:r>
-          </w:p>
-          <w:p>
-            <w:pPr>
-              <w:spacing w:after="0"/>
-            </w:pPr>
-            <w:r>
-              <w:rPr>
-                <w:b w:val="0"/>
-                <w:i w:val="0"/>
-                <w:sz w:val="18"/>
-              </w:rPr>
-              <w:t>NLS-GT (Cơ bản 1): GV dùng điện thoại của mình gọi video cho một phụ huynh đã hẹn trước để cả lớp quan sát cách chào hỏi, hỏi thăm ông bà</w:t>
-            </w:r>
-          </w:p>
-          <w:p>
-            <w:pPr>
-              <w:spacing w:after="0"/>
-            </w:pPr>
-            <w:r>
-              <w:rPr>
-                <w:b w:val="0"/>
-                <w:i w:val="0"/>
-                <w:sz w:val="18"/>
-              </w:rPr>
-              <w:t>NLS-AT: HS chỉ gọi điện, gọi video cho người thân khi có người lớn ở bên; không nghe máy</w:t>
+              <w:t>NLS-GT (Cơ bản 1): Dùng điện thoại của mình gọi video cho một phụ huynh đã hẹn trước.</w:t>
             </w:r>
           </w:p>
           <w:p>
@@ -2235,33 +1975,7 @@
                 <w:i w:val="0"/>
                 <w:sz w:val="18"/>
               </w:rPr>
-              <w:t>NLS-ST (Cơ bản 1): GV mở tệp thời gian biểu trên máy tính, cùng HS kéo thả tên các việc trong ngày (ngủ dậy, đi học, học bài, xem tivi</w:t>
-            </w:r>
-          </w:p>
-          <w:p>
-            <w:pPr>
-              <w:spacing w:after="0"/>
-            </w:pPr>
-            <w:r>
-              <w:rPr>
-                <w:b w:val="0"/>
-                <w:i w:val="0"/>
-                <w:sz w:val="18"/>
-              </w:rPr>
-              <w:t>NLS-GQVĐ (Cơ bản 1): GV bật báo thức và chức năng hẹn giờ trên điện thoại cho cả lớp nghe và nhìn thấy</w:t>
-            </w:r>
-          </w:p>
-          <w:p>
-            <w:pPr>
-              <w:spacing w:after="0"/>
-            </w:pPr>
-            <w:r>
-              <w:rPr>
-                <w:b w:val="0"/>
-                <w:i w:val="0"/>
-                <w:sz w:val="18"/>
-              </w:rPr>
-              <w:t>NLS-AT: Xem tivi, điện thoại quá giờ là lí do thường gặp khiến HS lớp 1 đi học muộn</w:t>
+              <w:t>NLS-ST (Cơ bản 1): Mở tệp thời gian biểu trên máy tính, cùng HS kéo thả tên các việc trong ngày (ngủ dậy, đi học, học bài, xem tivi, đi ngủ).</w:t>
             </w:r>
           </w:p>
           <w:p>
@@ -2391,33 +2105,7 @@
                 <w:i w:val="0"/>
                 <w:sz w:val="18"/>
               </w:rPr>
-              <w:t>NLS-ST (Cơ bản 1): GV mở tệp thời gian biểu trên máy tính, cùng HS kéo thả tên các việc trong ngày (ngủ dậy, đi học, học bài, xem tivi</w:t>
-            </w:r>
-          </w:p>
-          <w:p>
-            <w:pPr>
-              <w:spacing w:after="0"/>
-            </w:pPr>
-            <w:r>
-              <w:rPr>
-                <w:b w:val="0"/>
-                <w:i w:val="0"/>
-                <w:sz w:val="18"/>
-              </w:rPr>
-              <w:t>NLS-GQVĐ (Cơ bản 1): GV bật báo thức và chức năng hẹn giờ trên điện thoại cho cả lớp nghe và nhìn thấy</w:t>
-            </w:r>
-          </w:p>
-          <w:p>
-            <w:pPr>
-              <w:spacing w:after="0"/>
-            </w:pPr>
-            <w:r>
-              <w:rPr>
-                <w:b w:val="0"/>
-                <w:i w:val="0"/>
-                <w:sz w:val="18"/>
-              </w:rPr>
-              <w:t>NLS-AT: Xem tivi, điện thoại quá giờ là lí do thường gặp khiến HS lớp 1 đi học muộn</w:t>
+              <w:t>NLS-GQVĐ (Cơ bản 1): Bật báo thức và chức năng hẹn giờ trên điện thoại cho cả lớp nghe và nhìn thấy, nêu cách nhờ người lớn đặt báo thức.</w:t>
             </w:r>
           </w:p>
         </w:tc>
@@ -2560,33 +2248,7 @@
                 <w:i w:val="0"/>
                 <w:sz w:val="18"/>
               </w:rPr>
-              <w:t>NLS-KT (Cơ bản 1): Ở bài “Giữ trật tự trong trường, lớp”, GV chiếu clip ngắn cảnh xếp hàng vào lớp ngay ngắn và cảnh chen lấn xô đẩy do thầy cô</w:t>
-            </w:r>
-          </w:p>
-          <w:p>
-            <w:pPr>
-              <w:spacing w:after="0"/>
-            </w:pPr>
-            <w:r>
-              <w:rPr>
-                <w:b w:val="0"/>
-                <w:i w:val="0"/>
-                <w:sz w:val="18"/>
-              </w:rPr>
-              <w:t>NLS-GQVĐ (Cơ bản 1): GV chiếu các tình huống trong lớp như bạn nói chuyện riêng, bạn chạy trong hành lang; HS chọn cách ứng xử phù hợp, máy báo đúng</w:t>
-            </w:r>
-          </w:p>
-          <w:p>
-            <w:pPr>
-              <w:spacing w:after="0"/>
-            </w:pPr>
-            <w:r>
-              <w:rPr>
-                <w:b w:val="0"/>
-                <w:i w:val="0"/>
-                <w:sz w:val="18"/>
-              </w:rPr>
-              <w:t>NLS-AT: Clip chỉ dựng lại tình huống, không quay bạn đang mắc lỗi để chiếu trước lớp</w:t>
+              <w:t>NLS-KT (Cơ bản 1): Ở bài “Giữ trật tự trong trường, lớp”, GV chiếu clip ngắn cảnh xếp hàng vào lớp ngay ngắn.</w:t>
             </w:r>
           </w:p>
           <w:p>
@@ -2716,6 +2378,19 @@
                 <w:i w:val="0"/>
                 <w:sz w:val="18"/>
               </w:rPr>
+              <w:t>NLS-GQVĐ (Cơ bản 1): Ở hoạt động Luyện tập, GV mở trên máy chiếu bài tập kéo thả.</w:t>
+            </w:r>
+          </w:p>
+          <w:p>
+            <w:pPr>
+              <w:spacing w:after="0"/>
+            </w:pPr>
+            <w:r>
+              <w:rPr>
+                <w:b w:val="0"/>
+                <w:i w:val="0"/>
+                <w:sz w:val="18"/>
+              </w:rPr>
               <w:t>KNS: KN chi tiêu và giữ gìn: dùng đồ dùng, tiền bạc hợp lí, giữ gìn của công.</w:t>
             </w:r>
           </w:p>
@@ -2833,6 +2508,19 @@
                 <w:i w:val="0"/>
                 <w:sz w:val="18"/>
               </w:rPr>
+              <w:t>NLS-KT (Cơ bản 1): Ở hoạt động Khám phá bài “Giữ vệ sinh trường, lớp”, GV chiếu ảnh chụp chính lớp mình lúc đầu buổi và.</w:t>
+            </w:r>
+          </w:p>
+          <w:p>
+            <w:pPr>
+              <w:spacing w:after="0"/>
+            </w:pPr>
+            <w:r>
+              <w:rPr>
+                <w:b w:val="0"/>
+                <w:i w:val="0"/>
+                <w:sz w:val="18"/>
+              </w:rPr>
               <w:t>KNS: KN tự phục vụ: tự làm lấy việc của mình, giữ gìn vệ sinh cá nhân và nơi ở.</w:t>
             </w:r>
           </w:p>
@@ -2944,6 +2632,19 @@
               <w:spacing w:after="0"/>
             </w:pPr>
             <w:r/>
+            <w:r>
+              <w:rPr>
+                <w:b w:val="0"/>
+                <w:i w:val="0"/>
+                <w:sz w:val="18"/>
+              </w:rPr>
+              <w:t>NLS-GQVĐ (Cơ bản 1): Ở hoạt động Luyện tập, GV mở bài tập tương tác sắp xếp đồ dùng.</w:t>
+            </w:r>
+          </w:p>
+          <w:p>
+            <w:pPr>
+              <w:spacing w:after="0"/>
+            </w:pPr>
             <w:r>
               <w:rPr>
                 <w:b w:val="0"/>
@@ -3208,33 +2909,7 @@
                 <w:i w:val="0"/>
                 <w:sz w:val="18"/>
               </w:rPr>
-              <w:t>NLS-ST (Cơ bản 1): GV mở tệp thời gian biểu trên máy tính, cùng HS kéo thả tên các việc trong ngày (ngủ dậy, đi học, học bài, xem tivi</w:t>
-            </w:r>
-          </w:p>
-          <w:p>
-            <w:pPr>
-              <w:spacing w:after="0"/>
-            </w:pPr>
-            <w:r>
-              <w:rPr>
-                <w:b w:val="0"/>
-                <w:i w:val="0"/>
-                <w:sz w:val="18"/>
-              </w:rPr>
-              <w:t>NLS-GQVĐ (Cơ bản 1): GV bật báo thức và chức năng hẹn giờ trên điện thoại cho cả lớp nghe và nhìn thấy</w:t>
-            </w:r>
-          </w:p>
-          <w:p>
-            <w:pPr>
-              <w:spacing w:after="0"/>
-            </w:pPr>
-            <w:r>
-              <w:rPr>
-                <w:b w:val="0"/>
-                <w:i w:val="0"/>
-                <w:sz w:val="18"/>
-              </w:rPr>
-              <w:t>NLS-AT: Xem tivi, điện thoại quá giờ là lí do thường gặp khiến HS lớp 1 đi học muộn</w:t>
+              <w:t>NLS-ST (Cơ bản 1): Mở tệp thời gian biểu trên máy tính, cùng HS kéo thả tên các việc trong ngày (ngủ dậy, đi học, học bài, xem tivi, đi ngủ).</w:t>
             </w:r>
           </w:p>
           <w:p>
@@ -3364,33 +3039,7 @@
                 <w:i w:val="0"/>
                 <w:sz w:val="18"/>
               </w:rPr>
-              <w:t>NLS-ST (Cơ bản 1): GV mở tệp thời gian biểu trên máy tính, cùng HS kéo thả tên các việc trong ngày (ngủ dậy, đi học, học bài, xem tivi</w:t>
-            </w:r>
-          </w:p>
-          <w:p>
-            <w:pPr>
-              <w:spacing w:after="0"/>
-            </w:pPr>
-            <w:r>
-              <w:rPr>
-                <w:b w:val="0"/>
-                <w:i w:val="0"/>
-                <w:sz w:val="18"/>
-              </w:rPr>
-              <w:t>NLS-GQVĐ (Cơ bản 1): GV bật báo thức và chức năng hẹn giờ trên điện thoại cho cả lớp nghe và nhìn thấy</w:t>
-            </w:r>
-          </w:p>
-          <w:p>
-            <w:pPr>
-              <w:spacing w:after="0"/>
-            </w:pPr>
-            <w:r>
-              <w:rPr>
-                <w:b w:val="0"/>
-                <w:i w:val="0"/>
-                <w:sz w:val="18"/>
-              </w:rPr>
-              <w:t>NLS-AT: Xem tivi, điện thoại quá giờ là lí do thường gặp khiến HS lớp 1 đi học muộn</w:t>
+              <w:t>NLS-GQVĐ (Cơ bản 1): Bật báo thức và chức năng hẹn giờ trên điện thoại cho cả lớp nghe và nhìn thấy, nêu cách nhờ người lớn đặt báo thức.</w:t>
             </w:r>
           </w:p>
           <w:p>
@@ -3520,6 +3169,19 @@
                 <w:i w:val="0"/>
                 <w:sz w:val="18"/>
               </w:rPr>
+              <w:t>NLS-KT (Cơ bản 1): Ở hoạt động Khám phá bài “Tự giác tham gia các hoạt động ở trường”, GV chiếu ảnh chụp chính các hoạt động của trường mình.</w:t>
+            </w:r>
+          </w:p>
+          <w:p>
+            <w:pPr>
+              <w:spacing w:after="0"/>
+            </w:pPr>
+            <w:r>
+              <w:rPr>
+                <w:b w:val="0"/>
+                <w:i w:val="0"/>
+                <w:sz w:val="18"/>
+              </w:rPr>
               <w:t>KNS: KN tự phục vụ: tự làm lấy việc của mình, giữ gìn vệ sinh cá nhân và nơi ở.</w:t>
             </w:r>
           </w:p>
@@ -3631,6 +3293,19 @@
               <w:spacing w:after="0"/>
             </w:pPr>
             <w:r/>
+            <w:r>
+              <w:rPr>
+                <w:b w:val="0"/>
+                <w:i w:val="0"/>
+                <w:sz w:val="18"/>
+              </w:rPr>
+              <w:t>NLS-GQVĐ (Cơ bản 1): Ở hoạt động Luyện tập, GV mở bài tập tương tác phân loại.</w:t>
+            </w:r>
+          </w:p>
+          <w:p>
+            <w:pPr>
+              <w:spacing w:after="0"/>
+            </w:pPr>
             <w:r>
               <w:rPr>
                 <w:b w:val="0"/>
@@ -3754,33 +3429,7 @@
                 <w:i w:val="0"/>
                 <w:sz w:val="18"/>
               </w:rPr>
-              <w:t>NLS-KT (Cơ bản 1): GV chiếu hai mẩu tin cùng nói về một sự việc: một tin thật và một tin bịa kèm ảnh ghép</w:t>
-            </w:r>
-          </w:p>
-          <w:p>
-            <w:pPr>
-              <w:spacing w:after="0"/>
-            </w:pPr>
-            <w:r>
-              <w:rPr>
-                <w:b w:val="0"/>
-                <w:i w:val="0"/>
-                <w:sz w:val="18"/>
-              </w:rPr>
-              <w:t>NLS-GQVĐ (Cơ bản 1): GV nêu tình huống: một bạn nhỏ kể lại cho cả nhà nghe chuyện bạn ấy xem được trên điện thoại nhưng chuyện đó không có thật</w:t>
-            </w:r>
-          </w:p>
-          <w:p>
-            <w:pPr>
-              <w:spacing w:after="0"/>
-            </w:pPr>
-            <w:r>
-              <w:rPr>
-                <w:b w:val="0"/>
-                <w:i w:val="0"/>
-                <w:sz w:val="18"/>
-              </w:rPr>
-              <w:t>NLS-AT: Không phải điều gì thấy trên tivi, điện thoại cũng là thật; khi nghe được một tin lạ</w:t>
+              <w:t>NLS-KT (Cơ bản 1): Chiếu hai mẩu tin cùng nói về một sự việc.</w:t>
             </w:r>
           </w:p>
           <w:p>
@@ -3910,33 +3559,7 @@
                 <w:i w:val="0"/>
                 <w:sz w:val="18"/>
               </w:rPr>
-              <w:t>NLS-GT (Cơ bản 1): GV nêu tình huống: một bạn để quên điện thoại, máy tính bảng trên bàn, bạn khác mở ra xem ảnh và tin nhắn bên trong</w:t>
-            </w:r>
-          </w:p>
-          <w:p>
-            <w:pPr>
-              <w:spacing w:after="0"/>
-            </w:pPr>
-            <w:r>
-              <w:rPr>
-                <w:b w:val="0"/>
-                <w:i w:val="0"/>
-                <w:sz w:val="18"/>
-              </w:rPr>
-              <w:t>NLS-GQVĐ (Cơ bản 1): GV cho HS sắm vai hỏi mượn: xin phép trước khi dùng đồ của bạn, kể cả sách vở</w:t>
-            </w:r>
-          </w:p>
-          <w:p>
-            <w:pPr>
-              <w:spacing w:after="0"/>
-            </w:pPr>
-            <w:r>
-              <w:rPr>
-                <w:b w:val="0"/>
-                <w:i w:val="0"/>
-                <w:sz w:val="18"/>
-              </w:rPr>
-              <w:t>NLS-AT: Đồ dùng của người khác và cả những gì có trong điện thoại</w:t>
+              <w:t>NLS-GT (Cơ bản 1): Nêu tình huống: một bạn để quên điện thoại, máy tính bảng trên bàn, bạn khác mở ra xem ảnh.</w:t>
             </w:r>
           </w:p>
         </w:tc>
@@ -4053,33 +3676,7 @@
                 <w:i w:val="0"/>
                 <w:sz w:val="18"/>
               </w:rPr>
-              <w:t>NLS-GQVĐ (Cơ bản 1): GV nêu tình huống: em nhặt được một chiếc điện thoại ở sân trường</w:t>
-            </w:r>
-          </w:p>
-          <w:p>
-            <w:pPr>
-              <w:spacing w:after="0"/>
-            </w:pPr>
-            <w:r>
-              <w:rPr>
-                <w:b w:val="0"/>
-                <w:i w:val="0"/>
-                <w:sz w:val="18"/>
-              </w:rPr>
-              <w:t>NLS-GT (Cơ bản 1): GV chiếu ảnh bảng tin của trường và nêu cách nhà trường thông báo tìm người đánh mất</w:t>
-            </w:r>
-          </w:p>
-          <w:p>
-            <w:pPr>
-              <w:spacing w:after="0"/>
-            </w:pPr>
-            <w:r>
-              <w:rPr>
-                <w:b w:val="0"/>
-                <w:i w:val="0"/>
-                <w:sz w:val="18"/>
-              </w:rPr>
-              <w:t>NLS-AT: Nhặt được điện thoại thì đem nộp ngay, không mở xem ảnh và tin nhắn bên trong</w:t>
+              <w:t>NLS-GQVĐ (Cơ bản 1): Nêu tình huống: em nhặt được một chiếc điện thoại ở sân trường.</w:t>
             </w:r>
           </w:p>
         </w:tc>
@@ -4196,33 +3793,7 @@
                 <w:i w:val="0"/>
                 <w:sz w:val="18"/>
               </w:rPr>
-              <w:t>NLS-GT (Cơ bản 1): GV chiếu tình huống trên màn hình: bạn nhỏ làm hỏng đồ của bạn rồi im lặng</w:t>
-            </w:r>
-          </w:p>
-          <w:p>
-            <w:pPr>
-              <w:spacing w:after="0"/>
-            </w:pPr>
-            <w:r>
-              <w:rPr>
-                <w:b w:val="0"/>
-                <w:i w:val="0"/>
-                <w:sz w:val="18"/>
-              </w:rPr>
-              <w:t>NLS-GQVĐ (Cơ bản 1): GV nêu: khi lỡ làm bạn buồn mà chưa gặp được bạn, em có thể nhờ cha mẹ gọi điện để nói lời xin lỗi</w:t>
-            </w:r>
-          </w:p>
-          <w:p>
-            <w:pPr>
-              <w:spacing w:after="0"/>
-            </w:pPr>
-            <w:r>
-              <w:rPr>
-                <w:b w:val="0"/>
-                <w:i w:val="0"/>
-                <w:sz w:val="18"/>
-              </w:rPr>
-              <w:t>NLS-AT: HS không dùng điện thoại của người lớn để nhắn tin, gọi điện khi chưa được phép</w:t>
+              <w:t>NLS-GT (Cơ bản 1): Chiếu tình huống trên màn hình.</w:t>
             </w:r>
           </w:p>
           <w:p>
@@ -4468,33 +4039,7 @@
                 <w:i w:val="0"/>
                 <w:sz w:val="18"/>
               </w:rPr>
-              <w:t>NLS-KT (Cơ bản 1): GV chiếu video mô phỏng tình huống giao thông trước cổng trường: đèn tín hiệu, vạch kẻ đường, xe đi tới từ hai phía</w:t>
-            </w:r>
-          </w:p>
-          <w:p>
-            <w:pPr>
-              <w:spacing w:after="0"/>
-            </w:pPr>
-            <w:r>
-              <w:rPr>
-                <w:b w:val="0"/>
-                <w:i w:val="0"/>
-                <w:sz w:val="18"/>
-              </w:rPr>
-              <w:t>NLS-GQVĐ (Cơ bản 1): GV mở bản đồ số, phóng to đoạn đường từ trường về khu dân cư gần nhất</w:t>
-            </w:r>
-          </w:p>
-          <w:p>
-            <w:pPr>
-              <w:spacing w:after="0"/>
-            </w:pPr>
-            <w:r>
-              <w:rPr>
-                <w:b w:val="0"/>
-                <w:i w:val="0"/>
-                <w:sz w:val="18"/>
-              </w:rPr>
-              <w:t>NLS-AT: Tuyệt đối không vừa đi đường vừa nhìn điện thoại, không đeo tai nghe khi qua đường</w:t>
+              <w:t>NLS-KT (Cơ bản 1): Chiếu video mô phỏng tình huống giao thông trước cổng trường.</w:t>
             </w:r>
           </w:p>
           <w:p>
@@ -4624,33 +4169,7 @@
                 <w:i w:val="0"/>
                 <w:sz w:val="18"/>
               </w:rPr>
-              <w:t>NLS-KT (Cơ bản 1): GV chiếu video mô phỏng những nơi dễ xảy ra đuối nước: ao hồ, hố nước công trình</w:t>
-            </w:r>
-          </w:p>
-          <w:p>
-            <w:pPr>
-              <w:spacing w:after="0"/>
-            </w:pPr>
-            <w:r>
-              <w:rPr>
-                <w:b w:val="0"/>
-                <w:i w:val="0"/>
-                <w:sz w:val="18"/>
-              </w:rPr>
-              <w:t>NLS-GQVĐ (Cơ bản 1): GV chiếu ảnh chụp các biển cảnh báo nguy hiểm có thật ở địa phương để HS nhận mặt biển báo và nói ra việc cần làm khi</w:t>
-            </w:r>
-          </w:p>
-          <w:p>
-            <w:pPr>
-              <w:spacing w:after="0"/>
-            </w:pPr>
-            <w:r>
-              <w:rPr>
-                <w:b w:val="0"/>
-                <w:i w:val="0"/>
-                <w:sz w:val="18"/>
-              </w:rPr>
-              <w:t>NLS-AT: Trên mạng có nhiều clip quay cảnh trẻ em nhảy xuống sông, xuống hồ trông rất vui</w:t>
+              <w:t>NLS-GQVĐ (Cơ bản 1): Chiếu ảnh chụp các biển cảnh báo nguy hiểm.</w:t>
             </w:r>
           </w:p>
         </w:tc>
@@ -4767,33 +4286,7 @@
                 <w:i w:val="0"/>
                 <w:sz w:val="18"/>
               </w:rPr>
-              <w:t>NLS-KT (Cơ bản 1): GV chiếu video quay chậm cảnh nước sôi trào ra khỏi ấm và ảnh minh hoạ các vật nóng trong bếp để HS thấy rõ vì sao chỉ</w:t>
-            </w:r>
-          </w:p>
-          <w:p>
-            <w:pPr>
-              <w:spacing w:after="0"/>
-            </w:pPr>
-            <w:r>
-              <w:rPr>
-                <w:b w:val="0"/>
-                <w:i w:val="0"/>
-                <w:sz w:val="18"/>
-              </w:rPr>
-              <w:t>NLS-GQVĐ (Cơ bản 1): GV chiếu sơ đồ các bước sơ cứu bỏng bằng nước mát dưới dạng tranh rời, cho HS sắp xếp lại đúng thứ tự ngay trên màn hình.</w:t>
-            </w:r>
-          </w:p>
-          <w:p>
-            <w:pPr>
-              <w:spacing w:after="0"/>
-            </w:pPr>
-            <w:r>
-              <w:rPr>
-                <w:b w:val="0"/>
-                <w:i w:val="0"/>
-                <w:sz w:val="18"/>
-              </w:rPr>
-              <w:t>NLS-AT: GV chọn trước hình ảnh minh hoạ phù hợp lứa tuổi</w:t>
+              <w:t>NLS-KT (Cơ bản 1): Chiếu video quay chậm cảnh nước sôi trào ra khỏi ấm và ảnh minh hoạ các vật nóng trong bếp.</w:t>
             </w:r>
           </w:p>
         </w:tc>
@@ -4910,33 +4403,7 @@
                 <w:i w:val="0"/>
                 <w:sz w:val="18"/>
               </w:rPr>
-              <w:t>NLS-KT (Cơ bản 1): GV chiếu video mô phỏng các tình huống dễ ngã: sàn nhà vừa lau còn ướt, trèo lan can, chạy đuổi nhau trên cầu thang</w:t>
-            </w:r>
-          </w:p>
-          <w:p>
-            <w:pPr>
-              <w:spacing w:after="0"/>
-            </w:pPr>
-            <w:r>
-              <w:rPr>
-                <w:b w:val="0"/>
-                <w:i w:val="0"/>
-                <w:sz w:val="18"/>
-              </w:rPr>
-              <w:t>NLS-GQVĐ (Cơ bản 1): GV chiếu ảnh chụp chính sân trường và hành lang lớp mình, mời HS lên chỉ trực tiếp trên màn hình những chỗ các em hay bị vấp</w:t>
-            </w:r>
-          </w:p>
-          <w:p>
-            <w:pPr>
-              <w:spacing w:after="0"/>
-            </w:pPr>
-            <w:r>
-              <w:rPr>
-                <w:b w:val="0"/>
-                <w:i w:val="0"/>
-                <w:sz w:val="18"/>
-              </w:rPr>
-              <w:t>NLS-AT: Không bắt chước các trò leo trèo, nhào lộn mạo hiểm thấy trong clip trên mạng</w:t>
+              <w:t>NLS-GQVĐ (Cơ bản 1): Chiếu ảnh chụp chính sân trường và hành lang lớp mình, mời HS lên chỉ trực tiếp trên màn hình những chỗ.</w:t>
             </w:r>
           </w:p>
         </w:tc>
@@ -5053,33 +4520,7 @@
                 <w:i w:val="0"/>
                 <w:sz w:val="18"/>
               </w:rPr>
-              <w:t>NLS-KT (Cơ bản 1): GV chiếu hình động mô phỏng đường đi của dòng điện qua ổ cắm</w:t>
-            </w:r>
-          </w:p>
-          <w:p>
-            <w:pPr>
-              <w:spacing w:after="0"/>
-            </w:pPr>
-            <w:r>
-              <w:rPr>
-                <w:b w:val="0"/>
-                <w:i w:val="0"/>
-                <w:sz w:val="18"/>
-              </w:rPr>
-              <w:t>NLS-GQVĐ (Cơ bản 1): GV chỉ ngay các thiết bị dùng điện có trong lớp (quạt, máy chiếu, dây sạc điện thoại) và cho HS nói việc nên làm</w:t>
-            </w:r>
-          </w:p>
-          <w:p>
-            <w:pPr>
-              <w:spacing w:after="0"/>
-            </w:pPr>
-            <w:r>
-              <w:rPr>
-                <w:b w:val="0"/>
-                <w:i w:val="0"/>
-                <w:sz w:val="18"/>
-              </w:rPr>
-              <w:t>NLS-AT: Không cắm và rút sạc điện thoại khi tay ướt; không vừa cắm sạc vừa dùng điện thoại</w:t>
+              <w:t>NLS-KT (Cơ bản 1): Chiếu hình động mô phỏng đường đi của dòng điện qua ổ cắm, dây điện hở.</w:t>
             </w:r>
           </w:p>
         </w:tc>
@@ -5196,33 +4637,7 @@
                 <w:i w:val="0"/>
                 <w:sz w:val="18"/>
               </w:rPr>
-              <w:t>NLS-KT (Cơ bản 1): GV chiếu ảnh phóng to nhãn một gói bánh, hộp sữa lên màn hình</w:t>
-            </w:r>
-          </w:p>
-          <w:p>
-            <w:pPr>
-              <w:spacing w:after="0"/>
-            </w:pPr>
-            <w:r>
-              <w:rPr>
-                <w:b w:val="0"/>
-                <w:i w:val="0"/>
-                <w:sz w:val="18"/>
-              </w:rPr>
-              <w:t>NLS-GQVĐ (Cơ bản 1): GV nêu và làm mẫu cách người lớn quét mã trên bao bì để tra thông tin sản phẩm</w:t>
-            </w:r>
-          </w:p>
-          <w:p>
-            <w:pPr>
-              <w:spacing w:after="0"/>
-            </w:pPr>
-            <w:r>
-              <w:rPr>
-                <w:b w:val="0"/>
-                <w:i w:val="0"/>
-                <w:sz w:val="18"/>
-              </w:rPr>
-              <w:t>NLS-AT: Không ăn quà vặt lạ chỉ vì thấy quảng cáo hấp dẫn trên tivi, điện thoại</w:t>
+              <w:t>NLS-GQVĐ (Cơ bản 1): Nêu và làm mẫu cách người lớn quét mã trên bao bì để tra thông tin sản phẩm.</w:t>
             </w:r>
           </w:p>
         </w:tc>
@@ -5339,7 +4754,7 @@
                 <w:i w:val="0"/>
                 <w:sz w:val="18"/>
               </w:rPr>
-              <w:t>NLS-KT (Cơ bản 1): GV chiếu phim hoạt hình về Quy tắc năm ngón tay và vùng riêng tư trên cơ thể</w:t>
+              <w:t>NLS-KT (Cơ bản 1): Chiếu phim hoạt hình về Quy tắc năm ngón tay và vùng riêng tư trên cơ thể, dừng ở từng tình huống.</w:t>
             </w:r>
           </w:p>
           <w:p>
@@ -5352,7 +4767,7 @@
                 <w:i w:val="0"/>
                 <w:sz w:val="18"/>
               </w:rPr>
-              <w:t>NLS-GT (Cơ bản 1): GV nêu tình huống trên môi trường mạng: có người lạ nhắn tin làm quen qua điện thoại của cha mẹ, xin ảnh</w:t>
+              <w:t>QTE</w:t>
             </w:r>
           </w:p>
           <w:p>
@@ -5365,20 +4780,7 @@
                 <w:i w:val="0"/>
                 <w:sz w:val="18"/>
               </w:rPr>
-              <w:t>NLS-AT: Không gửi ảnh của mình, nhất là ảnh không mặc quần áo</w:t>
-            </w:r>
-          </w:p>
-          <w:p>
-            <w:pPr>
-              <w:spacing w:after="0"/>
-            </w:pPr>
-            <w:r>
-              <w:rPr>
-                <w:b w:val="0"/>
-                <w:i w:val="0"/>
-                <w:sz w:val="18"/>
-              </w:rPr>
-              <w:t>KNS: KN tự bảo vệ: nhận biết tình huống nguy hiểm, biết từ chối và gọi người lớn giúp đỡ.</w:t>
+              <w:t>QTE: trẻ em có quyền được bảo vệ, được an toàn; biết nói không, rời khỏi nơi nguy hiểm và kể ngay với người lớn tin cậy.</w:t>
             </w:r>
           </w:p>
         </w:tc>

--- a/assets/docs/lop1/Dao duc - Lop 1.docx
+++ b/assets/docs/lop1/Dao duc - Lop 1.docx
@@ -624,7 +624,7 @@
                 <w:i w:val="0"/>
                 <w:sz w:val="18"/>
               </w:rPr>
-              <w:t>NLS-KT (Cơ bản 1): Chiếu hình ảnh minh hoạ phóng to bàn tay bẩn có nhiều vết bẩn nhỏ mắt thường không thấy.</w:t>
+              <w:t>Năng lực số 1.1 CB1b: HS quan sát ảnh phóng to bàn tay và nói được vì sao tay trông sạch vẫn phải rửa bằng xà phòng</w:t>
             </w:r>
           </w:p>
           <w:p>
@@ -754,7 +754,7 @@
                 <w:i w:val="0"/>
                 <w:sz w:val="18"/>
               </w:rPr>
-              <w:t>NLS-GQVĐ (Cơ bản 1): Mở video minh hoạ chải răng đúng cách trên tivi, dừng ở từng bước.</w:t>
+              <w:t>Năng lực số 1.1 CB1b: HS chỉ được trên mô hình răng chiếu ở màn hình những chỗ bàn chải hay bỏ sót</w:t>
             </w:r>
           </w:p>
           <w:p>
@@ -1131,7 +1131,7 @@
                 <w:i w:val="0"/>
                 <w:sz w:val="18"/>
               </w:rPr>
-              <w:t>NLS-KT (Cơ bản 1): Sau khi hát bài “Cả nhà thương nhau”, GV chiếu phóng to tranh Khám phá của bài “Gia đình của em” và.</w:t>
+              <w:t>Năng lực số 2.5 CB1a: HS xem phim tình huống và chọn được cách ứng xử lễ phép, quan tâm với ông bà, cha mẹ, em nhỏ</w:t>
             </w:r>
           </w:p>
           <w:p>
@@ -1261,7 +1261,7 @@
                 <w:i w:val="0"/>
                 <w:sz w:val="18"/>
               </w:rPr>
-              <w:t>NLS-GT (Cơ bản 1): Dùng điện thoại của mình gọi video cho một phụ huynh đã hẹn trước.</w:t>
+              <w:t>Năng lực số 2.5 CB1a: HS xem phim tình huống và chọn được cách ứng xử lễ phép, quan tâm với ông bà, cha mẹ, em nhỏ</w:t>
             </w:r>
           </w:p>
         </w:tc>
@@ -1378,7 +1378,7 @@
                 <w:i w:val="0"/>
                 <w:sz w:val="18"/>
               </w:rPr>
-              <w:t>NLS-KT (Cơ bản 1): Chiếu đoạn phim tình huống gia đình gắn với bài “LỄ PHÉP, VÂNG LỜI ÔNG BÀ, CHA MẸ, ANH CHỊ”.</w:t>
+              <w:t>Năng lực số 2.5 CB1a: HS xem phim tình huống và chọn được cách ứng xử lễ phép, quan tâm với ông bà, cha mẹ, em nhỏ</w:t>
             </w:r>
           </w:p>
         </w:tc>
@@ -1495,7 +1495,7 @@
                 <w:i w:val="0"/>
                 <w:sz w:val="18"/>
               </w:rPr>
-              <w:t>NLS-GT (Cơ bản 1): Dùng điện thoại của mình gọi video cho một phụ huynh đã hẹn trước.</w:t>
+              <w:t>Năng lực số 2.5 CB1a: HS xem phim tình huống và chọn được cách ứng xử lễ phép, quan tâm với ông bà, cha mẹ, em nhỏ</w:t>
             </w:r>
           </w:p>
         </w:tc>
@@ -1612,7 +1612,7 @@
                 <w:i w:val="0"/>
                 <w:sz w:val="18"/>
               </w:rPr>
-              <w:t>NLS-KT (Cơ bản 1): Chiếu đoạn phim tình huống gia đình gắn với bài “QUAN TÂM, CHĂM SÓC CHA MẸ”, dừng hình đúng lúc nhân vật.</w:t>
+              <w:t>Năng lực số 2.5 CB1a: HS xem phim tình huống và chọn được cách ứng xử lễ phép, quan tâm với ông bà, cha mẹ, em nhỏ</w:t>
             </w:r>
           </w:p>
         </w:tc>
@@ -1729,7 +1729,7 @@
                 <w:i w:val="0"/>
                 <w:sz w:val="18"/>
               </w:rPr>
-              <w:t>NLS-GT (Cơ bản 1): Dùng điện thoại của mình gọi video cho một phụ huynh đã hẹn trước.</w:t>
+              <w:t>Năng lực số 2.5 CB1a: HS xem phim tình huống và chọn được cách ứng xử lễ phép, quan tâm với ông bà, cha mẹ, em nhỏ</w:t>
             </w:r>
           </w:p>
           <w:p>
@@ -1975,7 +1975,33 @@
                 <w:i w:val="0"/>
                 <w:sz w:val="18"/>
               </w:rPr>
-              <w:t>NLS-ST (Cơ bản 1): Mở tệp thời gian biểu trên máy tính, cùng HS kéo thả tên các việc trong ngày (ngủ dậy, đi học, học bài, xem tivi, đi ngủ).</w:t>
+              <w:t>Tích hợp</w:t>
+            </w:r>
+          </w:p>
+          <w:p>
+            <w:pPr>
+              <w:spacing w:after="0"/>
+            </w:pPr>
+            <w:r>
+              <w:rPr>
+                <w:b w:val="0"/>
+                <w:i w:val="0"/>
+                <w:sz w:val="18"/>
+              </w:rPr>
+              <w:t>AI-NB: 1.A2.2: Nhận biết công dụng của sản phẩm AI giúp hoạt động thông minh hơn; học sinh nhận biết đồng hồ thông minh hoặc trợ lý ảo có thể nhắc giờ đến lớp, từ đó hình thành thói quen đi học đúng giờ.</w:t>
+            </w:r>
+          </w:p>
+          <w:p>
+            <w:pPr>
+              <w:spacing w:after="0"/>
+            </w:pPr>
+            <w:r>
+              <w:rPr>
+                <w:b w:val="0"/>
+                <w:i w:val="0"/>
+                <w:sz w:val="18"/>
+              </w:rPr>
+              <w:t>Năng lực số 3.1 CB1a: HS sắp xếp được các việc trong ngày vào đúng khung giờ trên thời gian biểu chiếu ở màn hình và đọc lại thời gian biểu của lớp.</w:t>
             </w:r>
           </w:p>
           <w:p>
@@ -2105,7 +2131,7 @@
                 <w:i w:val="0"/>
                 <w:sz w:val="18"/>
               </w:rPr>
-              <w:t>NLS-GQVĐ (Cơ bản 1): Bật báo thức và chức năng hẹn giờ trên điện thoại cho cả lớp nghe và nhìn thấy, nêu cách nhờ người lớn đặt báo thức.</w:t>
+              <w:t>Năng lực số 3.1 CB1a: HS sắp xếp được các việc trong ngày vào đúng khung giờ trên thời gian biểu chiếu ở màn hình và đọc lại thời gian biểu của lớp</w:t>
             </w:r>
           </w:p>
         </w:tc>
@@ -2909,7 +2935,7 @@
                 <w:i w:val="0"/>
                 <w:sz w:val="18"/>
               </w:rPr>
-              <w:t>NLS-ST (Cơ bản 1): Mở tệp thời gian biểu trên máy tính, cùng HS kéo thả tên các việc trong ngày (ngủ dậy, đi học, học bài, xem tivi, đi ngủ).</w:t>
+              <w:t>Năng lực số 3.1 CB1a: HS sắp xếp được các việc trong ngày vào đúng khung giờ trên thời gian biểu chiếu ở màn hình và đọc lại thời gian biểu của lớp</w:t>
             </w:r>
           </w:p>
           <w:p>
@@ -3039,7 +3065,7 @@
                 <w:i w:val="0"/>
                 <w:sz w:val="18"/>
               </w:rPr>
-              <w:t>NLS-GQVĐ (Cơ bản 1): Bật báo thức và chức năng hẹn giờ trên điện thoại cho cả lớp nghe và nhìn thấy, nêu cách nhờ người lớn đặt báo thức.</w:t>
+              <w:t>Năng lực số 3.1 CB1a: HS sắp xếp được các việc trong ngày vào đúng khung giờ trên thời gian biểu chiếu ở màn hình và đọc lại thời gian biểu của lớp</w:t>
             </w:r>
           </w:p>
           <w:p>
@@ -3429,7 +3455,7 @@
                 <w:i w:val="0"/>
                 <w:sz w:val="18"/>
               </w:rPr>
-              <w:t>NLS-KT (Cơ bản 1): Chiếu hai mẩu tin cùng nói về một sự việc.</w:t>
+              <w:t>Năng lực số 1.1 CB1b: HS phân biệt được tin thật và tin bịa trong hai mẩu tin GV chiếu, nêu được lí do lựa chọn của mình</w:t>
             </w:r>
           </w:p>
           <w:p>
@@ -3559,7 +3585,7 @@
                 <w:i w:val="0"/>
                 <w:sz w:val="18"/>
               </w:rPr>
-              <w:t>NLS-GT (Cơ bản 1): Nêu tình huống: một bạn để quên điện thoại, máy tính bảng trên bàn, bạn khác mở ra xem ảnh.</w:t>
+              <w:t>NLS: Năng lực số 2.5 CB1a: HS nói được câu xin phép trước khi mượn đồ của bạn và của người lớn</w:t>
             </w:r>
           </w:p>
         </w:tc>
@@ -3676,7 +3702,7 @@
                 <w:i w:val="0"/>
                 <w:sz w:val="18"/>
               </w:rPr>
-              <w:t>NLS-GQVĐ (Cơ bản 1): Nêu tình huống: em nhặt được một chiếc điện thoại ở sân trường.</w:t>
+              <w:t>Năng lực số 5.2 CB1b: HS nêu được các bước xử lí khi nhặt được đồ, kể cả khi đó là điện thoại</w:t>
             </w:r>
           </w:p>
         </w:tc>
@@ -3793,7 +3819,7 @@
                 <w:i w:val="0"/>
                 <w:sz w:val="18"/>
               </w:rPr>
-              <w:t>NLS-GT (Cơ bản 1): Chiếu tình huống trên màn hình.</w:t>
+              <w:t>Năng lực số 2.1 CB1a: HS nói được lời nhận lỗi, xin lỗi phù hợp với tình huống chiếu trên màn hình</w:t>
             </w:r>
           </w:p>
           <w:p>
@@ -4039,7 +4065,7 @@
                 <w:i w:val="0"/>
                 <w:sz w:val="18"/>
               </w:rPr>
-              <w:t>NLS-KT (Cơ bản 1): Chiếu video mô phỏng tình huống giao thông trước cổng trường.</w:t>
+              <w:t>NLS: Năng lực số 5.1 CB1a: HS xem video mô phỏng và quyết định đúng thời điểm được sang đường</w:t>
             </w:r>
           </w:p>
           <w:p>
@@ -4169,7 +4195,7 @@
                 <w:i w:val="0"/>
                 <w:sz w:val="18"/>
               </w:rPr>
-              <w:t>NLS-GQVĐ (Cơ bản 1): Chiếu ảnh chụp các biển cảnh báo nguy hiểm.</w:t>
+              <w:t>Năng lực số 1.1 CB1b: HS nhận ra được những nơi có nguy cơ đuối nước qua video và ảnh GV chiếu</w:t>
             </w:r>
           </w:p>
         </w:tc>
@@ -4286,7 +4312,7 @@
                 <w:i w:val="0"/>
                 <w:sz w:val="18"/>
               </w:rPr>
-              <w:t>NLS-KT (Cơ bản 1): Chiếu video quay chậm cảnh nước sôi trào ra khỏi ấm và ảnh minh hoạ các vật nóng trong bếp.</w:t>
+              <w:t>NLS: Năng lực số 1.3 CB1a: HS sắp xếp đúng thứ tự các bước sơ cứu bỏng trên màn hình</w:t>
             </w:r>
           </w:p>
         </w:tc>
@@ -4403,7 +4429,7 @@
                 <w:i w:val="0"/>
                 <w:sz w:val="18"/>
               </w:rPr>
-              <w:t>NLS-GQVĐ (Cơ bản 1): Chiếu ảnh chụp chính sân trường và hành lang lớp mình, mời HS lên chỉ trực tiếp trên màn hình những chỗ.</w:t>
+              <w:t>Năng lực số 1.1 CB1b: HS chỉ ra được những chỗ và những việc dễ gây ngã qua video, ảnh GV chiếu</w:t>
             </w:r>
           </w:p>
         </w:tc>
@@ -4520,7 +4546,7 @@
                 <w:i w:val="0"/>
                 <w:sz w:val="18"/>
               </w:rPr>
-              <w:t>NLS-KT (Cơ bản 1): Chiếu hình động mô phỏng đường đi của dòng điện qua ổ cắm, dây điện hở.</w:t>
+              <w:t>Năng lực số 1.1 CB1b: HS nêu được vì sao không được chạm vào ổ cắm, dây điện, nhất là khi tay ướt</w:t>
             </w:r>
           </w:p>
         </w:tc>
@@ -4754,7 +4780,7 @@
                 <w:i w:val="0"/>
                 <w:sz w:val="18"/>
               </w:rPr>
-              <w:t>NLS-KT (Cơ bản 1): Chiếu phim hoạt hình về Quy tắc năm ngón tay và vùng riêng tư trên cơ thể, dừng ở từng tình huống.</w:t>
+              <w:t>Năng lực số 1.1 CB1b: HS chỉ được vùng riêng tư trên cơ thể và nói được ai được chạm, ai không được chạm</w:t>
             </w:r>
           </w:p>
           <w:p>
@@ -4897,6 +4923,7 @@
                 <w:i w:val="0"/>
                 <w:sz w:val="18"/>
               </w:rPr>
+              <w:t>Năng lực số 5.2 CB1b: HS chọn đúng cách ứng xử trong các tình huống trên bộ câu hỏi tương tác và tự đối chiếu với đáp án</w:t>
             </w:r>
           </w:p>
         </w:tc>

--- a/assets/docs/lop1/Dao duc - Lop 1.docx
+++ b/assets/docs/lop1/Dao duc - Lop 1.docx
@@ -2248,6 +2248,19 @@
                 <w:i w:val="0"/>
                 <w:sz w:val="18"/>
               </w:rPr>
+              <w:t>Năng lực số Miền 1 (Cơ bản, bậc 1): Ở bài “Giữ trật tự trong trường, lớp”, GV chiếu clip ngắn cảnh xếp hàng vào lớp ngay ngắn và cảnh chen lấn xô đẩy do thầy cô dựng lại; Năng lực số Miền 5 (Cơ bản, bậc 1): GV chiếu các tình huống trong lớp như bạn nói chuyện riêng, bạn chạy trong hành lang; HS chọn cách ứng xử phù hợp, máy báo đúng</w:t>
+            </w:r>
+          </w:p>
+          <w:p>
+            <w:pPr>
+              <w:spacing w:after="0"/>
+            </w:pPr>
+            <w:r>
+              <w:rPr>
+                <w:b w:val="0"/>
+                <w:i w:val="0"/>
+                <w:sz w:val="18"/>
+              </w:rPr>
               <w:t>GDĐP: Lồng ghép GDĐP</w:t>
             </w:r>
           </w:p>
@@ -2262,19 +2275,6 @@
                 <w:sz w:val="18"/>
               </w:rPr>
               <w:t>QPAN: GDQP an ninh</w:t>
-            </w:r>
-          </w:p>
-          <w:p>
-            <w:pPr>
-              <w:spacing w:after="0"/>
-            </w:pPr>
-            <w:r>
-              <w:rPr>
-                <w:b w:val="0"/>
-                <w:i w:val="0"/>
-                <w:sz w:val="18"/>
-              </w:rPr>
-              <w:t>NLS-KT (Cơ bản 1): Ở bài “Giữ trật tự trong trường, lớp”, GV chiếu clip ngắn cảnh xếp hàng vào lớp ngay ngắn.</w:t>
             </w:r>
           </w:p>
           <w:p>

--- a/assets/docs/lop1/Dao duc - Lop 1.docx
+++ b/assets/docs/lop1/Dao duc - Lop 1.docx
@@ -884,7 +884,7 @@
                 <w:i w:val="0"/>
                 <w:sz w:val="18"/>
               </w:rPr>
-              <w:t>NLS-KT (Cơ bản 1): Chiếu phóng to tranh Khám phá của bài “Em tắm, gội sạch sẽ” cho HS so sánh hai bạn trong tranh.</w:t>
+              <w:t>Năng lực số Miền 1 (Cơ bản, bậc 1): GV chiếu phóng to tranh Khám phá của bài “Em tắm, gội sạch sẽ” cho HS so sánh hai bạn trong tranh; Năng lực số Miền 5 (Cơ bản, bậc 1): GV mở bài tập tương tác kéo các bước tắm, gội về đúng thứ tự; máy báo đúng, sai ngay nên HS tự nhận ra chỗ xếp nhầm và sắp lại</w:t>
             </w:r>
           </w:p>
         </w:tc>
@@ -1001,7 +1001,7 @@
                 <w:i w:val="0"/>
                 <w:sz w:val="18"/>
               </w:rPr>
-              <w:t>NLS-GQVĐ (Cơ bản 1): Mở bài tập tương tác sắp các bước mặc áo và chỉnh trang phục theo đúng thứ tự.</w:t>
+              <w:t>Năng lực số Miền 1 (Cơ bản, bậc 1): GV chiếu phóng to tranh Khám phá của bài “Em giữ trang phục gọn gàng, sạch sẽ” và thêm vài ảnh thật: áo bỏ trong quần, cổ áo lật ngay ngắn; Năng lực số Miền 5 (Cơ bản, bậc 1): GV mở bài tập tương tác sắp các bước mặc áo và chỉnh trang phục theo đúng thứ tự: mặc áo, cài cúc từ dưới lên, bỏ áo vào quần, chỉnh cổ áo</w:t>
             </w:r>
           </w:p>
           <w:p>
@@ -2404,7 +2404,7 @@
                 <w:i w:val="0"/>
                 <w:sz w:val="18"/>
               </w:rPr>
-              <w:t>NLS-GQVĐ (Cơ bản 1): Ở hoạt động Luyện tập, GV mở trên máy chiếu bài tập kéo thả.</w:t>
+              <w:t>Năng lực số Miền 1 (Cơ bản, bậc 1): Ở hoạt động Khám phá bài “Giữ gìn tài sản của trường, lớp”, GV chiếu lên màn hình bộ ảnh chụp ngay tại trường mình: bộ bàn ghế còn lành và bộ bàn bị…; Năng lực số Miền 5 (Cơ bản, bậc 1): Ở hoạt động Luyện tập, GV mở trên máy chiếu bài tập kéo thả: các bức tranh việc làm hiện ra, HS lên bảng kéo tranh vào cột “Nên làm” hoặc “Không nên làm”</w:t>
             </w:r>
           </w:p>
           <w:p>
@@ -2534,7 +2534,7 @@
                 <w:i w:val="0"/>
                 <w:sz w:val="18"/>
               </w:rPr>
-              <w:t>NLS-KT (Cơ bản 1): Ở hoạt động Khám phá bài “Giữ vệ sinh trường, lớp”, GV chiếu ảnh chụp chính lớp mình lúc đầu buổi và.</w:t>
+              <w:t>Năng lực số Miền 1 (Cơ bản, bậc 1): Ở hoạt động Khám phá bài “Giữ vệ sinh trường, lớp”, GV chiếu ảnh chụp chính lớp mình lúc đầu buổi và sau khi trực nhật, phóng to góc để chổi; Năng lực số Miền 5 (Cơ bản, bậc 1): Ở hoạt động Luyện tập, GV mở bài tập tương tác phân loại rác trên máy chiếu: máy hiện lần lượt vỏ hộp sữa, giấy vụn, lá cây</w:t>
             </w:r>
           </w:p>
           <w:p>
@@ -2664,7 +2664,7 @@
                 <w:i w:val="0"/>
                 <w:sz w:val="18"/>
               </w:rPr>
-              <w:t>NLS-GQVĐ (Cơ bản 1): Ở hoạt động Luyện tập, GV mở bài tập tương tác sắp xếp đồ dùng.</w:t>
+              <w:t>Năng lực số Miền 1 (Cơ bản, bậc 1): Ở hoạt động Khám phá bài “Gọn gàng, ngăn nắp”, GV chiếu hai ảnh chụp cùng một góc học tập: lúc sách vở để lộn xộn và lúc đã xếp gọn; Năng lực số Miền 5 (Cơ bản, bậc 1): Ở hoạt động Luyện tập, GV mở bài tập tương tác sắp xếp đồ dùng: máy hiện bàn học bừa bộn, HS kéo từng thứ về đúng chỗ là giá sách, hộp bút</w:t>
             </w:r>
           </w:p>
           <w:p>
@@ -3195,7 +3195,7 @@
                 <w:i w:val="0"/>
                 <w:sz w:val="18"/>
               </w:rPr>
-              <w:t>NLS-KT (Cơ bản 1): Ở hoạt động Khám phá bài “Tự giác tham gia các hoạt động ở trường”, GV chiếu ảnh chụp chính các hoạt động của trường mình.</w:t>
+              <w:t>Năng lực số Miền 1 (Cơ bản, bậc 1): Ở hoạt động Khám phá bài “Tự giác tham gia các hoạt động ở trường”, GV chiếu ảnh chụp chính các hoạt động của trường mình: kế hoạch nhỏ, chăm sóc bồn hoa; Năng lực số Miền 5 (Cơ bản, bậc 1): Ở hoạt động Luyện tập, GV mở bài tập tương tác: máy hiện các việc chung ở trường, HS chọn việc vừa sức mình có thể tự giác làm rồi bấm kiểm tra</w:t>
             </w:r>
           </w:p>
           <w:p>
@@ -3325,7 +3325,7 @@
                 <w:i w:val="0"/>
                 <w:sz w:val="18"/>
               </w:rPr>
-              <w:t>NLS-GQVĐ (Cơ bản 1): Ở hoạt động Luyện tập, GV mở bài tập tương tác phân loại.</w:t>
+              <w:t>Năng lực số Miền 1 (Cơ bản, bậc 1): Ở hoạt động Khám phá bài “Tự giác làm việc nhà”, GV chiếu bộ ảnh những việc nhà vừa sức với HS lớp 1: gấp quần áo, tưới cây, nhặt rau, xếp dép; Năng lực số Miền 5 (Cơ bản, bậc 1): Ở hoạt động Luyện tập, GV mở bài tập tương tác phân loại: máy hiện lần lượt các việc nhà, HS chọn việc vừa sức và an toàn hay việc phải nhờ người lớn…</w:t>
             </w:r>
           </w:p>
           <w:p>
@@ -4663,7 +4663,7 @@
                 <w:i w:val="0"/>
                 <w:sz w:val="18"/>
               </w:rPr>
-              <w:t>NLS-GQVĐ (Cơ bản 1): Nêu và làm mẫu cách người lớn quét mã trên bao bì để tra thông tin sản phẩm.</w:t>
+              <w:t>Năng lực số Miền 1 (Cơ bản, bậc 1): GV chiếu ảnh phóng to nhãn một gói bánh, hộp sữa lên màn hình, chỉ cho HS chỗ ghi hạn sử dụng và hướng dẫn HS đọc số ngày tháng ghi ở đó; Năng lực số Miền 5 (Cơ bản, bậc 1): GV nêu và làm mẫu cách người lớn quét mã trên bao bì để tra thông tin sản phẩm; HS quan sát GV thao tác và nói lại việc cần làm trước khi ăn…</w:t>
             </w:r>
           </w:p>
         </w:tc>

--- a/assets/docs/lop1/Dao duc - Lop 1.docx
+++ b/assets/docs/lop1/Dao duc - Lop 1.docx
@@ -2261,7 +2261,7 @@
                 <w:i w:val="0"/>
                 <w:sz w:val="18"/>
               </w:rPr>
-              <w:t>GDĐP: Lồng ghép GDĐP</w:t>
+              <w:t>QPAN: Lồng ghép GDĐP - GDQP an ninh</w:t>
             </w:r>
           </w:p>
           <w:p>
@@ -2274,7 +2274,7 @@
                 <w:i w:val="0"/>
                 <w:sz w:val="18"/>
               </w:rPr>
-              <w:t>QPAN: GDQP an ninh</w:t>
+              <w:t>GDĐP: Lồng ghép GDĐP - GDQP an ninh</w:t>
             </w:r>
           </w:p>
           <w:p>

--- a/assets/docs/lop1/Dao duc - Lop 1.docx
+++ b/assets/docs/lop1/Dao duc - Lop 1.docx
@@ -566,7 +566,7 @@
                 <w:i w:val="0"/>
                 <w:sz w:val="20"/>
               </w:rPr>
-              <w:t>CĐ 1: TỰ CHĂM SÓC</w:t>
+              <w:t>CĐ 1: Tự chăm sóc</w:t>
             </w:r>
           </w:p>
         </w:tc>
@@ -696,7 +696,7 @@
                 <w:i w:val="0"/>
                 <w:sz w:val="20"/>
               </w:rPr>
-              <w:t>CĐ 1: TỰ CHĂM SÓC</w:t>
+              <w:t>CĐ 1: Tự chăm sóc</w:t>
             </w:r>
           </w:p>
         </w:tc>
@@ -826,7 +826,7 @@
                 <w:i w:val="0"/>
                 <w:sz w:val="20"/>
               </w:rPr>
-              <w:t>CĐ 1: TỰ CHĂM SÓC</w:t>
+              <w:t>CĐ 1: Tự chăm sóc</w:t>
             </w:r>
           </w:p>
         </w:tc>
@@ -943,7 +943,7 @@
                 <w:i w:val="0"/>
                 <w:sz w:val="20"/>
               </w:rPr>
-              <w:t>CĐ 1: TỰ CHĂM SÓC</w:t>
+              <w:t>CĐ 1: Tự chăm sóc</w:t>
             </w:r>
           </w:p>
         </w:tc>
@@ -1073,7 +1073,7 @@
                 <w:i w:val="0"/>
                 <w:sz w:val="20"/>
               </w:rPr>
-              <w:t>CĐ 2: YÊU THƯƠNG</w:t>
+              <w:t>CĐ 2: Yêu thương</w:t>
             </w:r>
           </w:p>
         </w:tc>
@@ -1203,7 +1203,7 @@
                 <w:i w:val="0"/>
                 <w:sz w:val="20"/>
               </w:rPr>
-              <w:t>CĐ 2: YÊU THƯƠNG</w:t>
+              <w:t>CĐ 2: Yêu thương</w:t>
             </w:r>
           </w:p>
         </w:tc>
@@ -1320,7 +1320,7 @@
                 <w:i w:val="0"/>
                 <w:sz w:val="20"/>
               </w:rPr>
-              <w:t>CĐ 3: QUAN TÂM CHĂM SÓC NGƯỜI THÂN TRONG GIA ĐÌNH</w:t>
+              <w:t>CĐ 3: Quan tâm chăm sóc người thân trong gia đình</w:t>
             </w:r>
           </w:p>
         </w:tc>
@@ -1437,7 +1437,7 @@
                 <w:i w:val="0"/>
                 <w:sz w:val="20"/>
               </w:rPr>
-              <w:t>CĐ 3: QUAN TÂM CHĂM SÓC NGƯỜI THÂN TRONG GIA ĐÌNH</w:t>
+              <w:t>CĐ 3: Quan tâm chăm sóc người thân trong gia đình</w:t>
             </w:r>
           </w:p>
         </w:tc>
@@ -1554,7 +1554,7 @@
                 <w:i w:val="0"/>
                 <w:sz w:val="20"/>
               </w:rPr>
-              <w:t>CĐ 3: QUAN TÂM CHĂM SÓC NGƯỜI THÂN TRONG GIA ĐÌNH</w:t>
+              <w:t>CĐ 3: Quan tâm chăm sóc người thân trong gia đình</w:t>
             </w:r>
           </w:p>
         </w:tc>
@@ -1671,7 +1671,7 @@
                 <w:i w:val="0"/>
                 <w:sz w:val="20"/>
               </w:rPr>
-              <w:t>CĐ 3: QUAN TÂM CHĂM SÓC NGƯỜI THÂN TRONG GIA ĐÌNH</w:t>
+              <w:t>CĐ 3: Quan tâm chăm sóc người thân trong gia đình</w:t>
             </w:r>
           </w:p>
         </w:tc>
@@ -1801,7 +1801,7 @@
                 <w:i w:val="0"/>
                 <w:sz w:val="20"/>
               </w:rPr>
-              <w:t>CĐ 3: QUAN TÂM CHĂM SÓC NGƯỜI THÂN TRONG GIA ĐÌNH</w:t>
+              <w:t>CĐ 3: Quan tâm chăm sóc người thân trong gia đình</w:t>
             </w:r>
           </w:p>
         </w:tc>
@@ -1917,7 +1917,7 @@
                 <w:i w:val="0"/>
                 <w:sz w:val="20"/>
               </w:rPr>
-              <w:t>CĐ4: THỰC HIỆN NỘI QUY TRƯỜNG LỚP</w:t>
+              <w:t>CĐ4: Thực hiện nội quy trường lớp</w:t>
             </w:r>
           </w:p>
         </w:tc>
@@ -2073,7 +2073,7 @@
                 <w:i w:val="0"/>
                 <w:sz w:val="20"/>
               </w:rPr>
-              <w:t>CĐ4: THỰC HIỆN NỘI QUY TRƯỜNG LỚP</w:t>
+              <w:t>CĐ4: Thực hiện nội quy trường lớp</w:t>
             </w:r>
           </w:p>
         </w:tc>
@@ -2190,7 +2190,7 @@
                 <w:i w:val="0"/>
                 <w:sz w:val="20"/>
               </w:rPr>
-              <w:t>CĐ4: THỰC HIỆN NỘI QUY TRƯỜNG LỚP</w:t>
+              <w:t>CĐ4: Thực hiện nội quy trường lớp</w:t>
             </w:r>
           </w:p>
         </w:tc>
@@ -2346,7 +2346,7 @@
                 <w:i w:val="0"/>
                 <w:sz w:val="20"/>
               </w:rPr>
-              <w:t>CĐ4: THỰC HIỆN NỘI QUY TRƯỜNG LỚP</w:t>
+              <w:t>CĐ4: Thực hiện nội quy trường lớp</w:t>
             </w:r>
           </w:p>
         </w:tc>
@@ -2476,7 +2476,7 @@
                 <w:i w:val="0"/>
                 <w:sz w:val="20"/>
               </w:rPr>
-              <w:t>CĐ4: THỰC HIỆN NỘI QUY TRƯỜNG LỚP</w:t>
+              <w:t>CĐ4: Thực hiện nội quy trường lớp</w:t>
             </w:r>
           </w:p>
         </w:tc>
@@ -2606,7 +2606,7 @@
                 <w:i w:val="0"/>
                 <w:sz w:val="20"/>
               </w:rPr>
-              <w:t>CĐ 5: SINH HOẠT NỀN NẾP</w:t>
+              <w:t>CĐ 5: Sinh hoạt nền nếp</w:t>
             </w:r>
           </w:p>
         </w:tc>
@@ -2736,7 +2736,7 @@
                 <w:i w:val="0"/>
                 <w:sz w:val="20"/>
               </w:rPr>
-              <w:t>CĐ 5: SINH HOẠT NỀN NẾP</w:t>
+              <w:t>CĐ 5: Sinh hoạt nền nếp</w:t>
             </w:r>
           </w:p>
         </w:tc>
@@ -2877,7 +2877,7 @@
                 <w:i w:val="0"/>
                 <w:sz w:val="20"/>
               </w:rPr>
-              <w:t>CĐ 5: SINH HOẠT NỀN NẾP</w:t>
+              <w:t>CĐ 5: Sinh hoạt nền nếp</w:t>
             </w:r>
           </w:p>
         </w:tc>
@@ -3007,7 +3007,7 @@
                 <w:i w:val="0"/>
                 <w:sz w:val="20"/>
               </w:rPr>
-              <w:t>CĐ 6: TỰ GIÁC LÀM VIỆC CỦA MÌNH</w:t>
+              <w:t>CĐ 6: Tự giác làm việc của mình</w:t>
             </w:r>
           </w:p>
         </w:tc>
@@ -3137,7 +3137,7 @@
                 <w:i w:val="0"/>
                 <w:sz w:val="20"/>
               </w:rPr>
-              <w:t>CĐ 6: TỰ GIÁC LÀM VIỆC CỦA MÌNH</w:t>
+              <w:t>CĐ 6: Tự giác làm việc của mình</w:t>
             </w:r>
           </w:p>
         </w:tc>
@@ -3267,7 +3267,7 @@
                 <w:i w:val="0"/>
                 <w:sz w:val="20"/>
               </w:rPr>
-              <w:t>CĐ 6: TỰ GIÁC LÀM VIỆC CỦA MÌNH</w:t>
+              <w:t>CĐ 6: Tự giác làm việc của mình</w:t>
             </w:r>
           </w:p>
         </w:tc>
@@ -3397,7 +3397,7 @@
                 <w:i w:val="0"/>
                 <w:sz w:val="20"/>
               </w:rPr>
-              <w:t>CĐ 7: THẬT THÀ</w:t>
+              <w:t>CĐ 7: Thật thà</w:t>
             </w:r>
           </w:p>
         </w:tc>
@@ -3527,7 +3527,7 @@
                 <w:i w:val="0"/>
                 <w:sz w:val="20"/>
               </w:rPr>
-              <w:t>CĐ 7: THẬT THÀ</w:t>
+              <w:t>CĐ 7: Thật thà</w:t>
             </w:r>
           </w:p>
         </w:tc>
@@ -3644,7 +3644,7 @@
                 <w:i w:val="0"/>
                 <w:sz w:val="20"/>
               </w:rPr>
-              <w:t>CĐ 7: THẬT THÀ</w:t>
+              <w:t>CĐ 7: Thật thà</w:t>
             </w:r>
           </w:p>
         </w:tc>
@@ -3761,7 +3761,7 @@
                 <w:i w:val="0"/>
                 <w:sz w:val="20"/>
               </w:rPr>
-              <w:t>CĐ 7: THẬT THÀ</w:t>
+              <w:t>CĐ 7: Thật thà</w:t>
             </w:r>
           </w:p>
         </w:tc>
@@ -3891,7 +3891,7 @@
                 <w:i w:val="0"/>
                 <w:sz w:val="20"/>
               </w:rPr>
-              <w:t>CĐ 7: THẬT THÀ</w:t>
+              <w:t>CĐ 7: Thật thà</w:t>
             </w:r>
           </w:p>
         </w:tc>
@@ -4007,7 +4007,7 @@
                 <w:i w:val="0"/>
                 <w:sz w:val="20"/>
               </w:rPr>
-              <w:t>CĐ 8: PHÒNG TRÁNH TAI NẠN, THƯƠNG TÍCH</w:t>
+              <w:t>CĐ 8: Phòng tránh tai nạn, thương tích</w:t>
             </w:r>
           </w:p>
         </w:tc>
@@ -4137,7 +4137,7 @@
                 <w:i w:val="0"/>
                 <w:sz w:val="20"/>
               </w:rPr>
-              <w:t>CĐ 8: PHÒNG TRÁNH TAI NẠN, THƯƠNG TÍCH</w:t>
+              <w:t>CĐ 8: Phòng tránh tai nạn, thương tích</w:t>
             </w:r>
           </w:p>
         </w:tc>
@@ -4254,7 +4254,7 @@
                 <w:i w:val="0"/>
                 <w:sz w:val="20"/>
               </w:rPr>
-              <w:t>CĐ 8: PHÒNG TRÁNH TAI NẠN, THƯƠNG TÍCH</w:t>
+              <w:t>CĐ 8: Phòng tránh tai nạn, thương tích</w:t>
             </w:r>
           </w:p>
         </w:tc>
@@ -4371,7 +4371,7 @@
                 <w:i w:val="0"/>
                 <w:sz w:val="20"/>
               </w:rPr>
-              <w:t>CĐ 8: PHÒNG TRÁNH TAI NẠN, THƯƠNG TÍCH</w:t>
+              <w:t>CĐ 8: Phòng tránh tai nạn, thương tích</w:t>
             </w:r>
           </w:p>
         </w:tc>
@@ -4488,7 +4488,7 @@
                 <w:i w:val="0"/>
                 <w:sz w:val="20"/>
               </w:rPr>
-              <w:t>CĐ 8: PHÒNG TRÁNH TAI NẠN, THƯƠNG TÍCH</w:t>
+              <w:t>CĐ 8: Phòng tránh tai nạn, thương tích</w:t>
             </w:r>
           </w:p>
         </w:tc>
@@ -4605,7 +4605,7 @@
                 <w:i w:val="0"/>
                 <w:sz w:val="20"/>
               </w:rPr>
-              <w:t>CĐ 8: PHÒNG TRÁNH TAI NẠN, THƯƠNG TÍCH</w:t>
+              <w:t>CĐ 8: Phòng tránh tai nạn, thương tích</w:t>
             </w:r>
           </w:p>
         </w:tc>
@@ -4722,7 +4722,7 @@
                 <w:i w:val="0"/>
                 <w:sz w:val="20"/>
               </w:rPr>
-              <w:t>CĐ 8: PHÒNG TRÁNH TAI NẠN, THƯƠNG TÍCH</w:t>
+              <w:t>CĐ 8: Phòng tránh tai nạn, thương tích</w:t>
             </w:r>
           </w:p>
         </w:tc>
@@ -4865,7 +4865,7 @@
                 <w:i w:val="0"/>
                 <w:sz w:val="20"/>
               </w:rPr>
-              <w:t>CĐ 8: PHÒNG TRÁNH TAI NẠN, THƯƠNG TÍCH</w:t>
+              <w:t>CĐ 8: Phòng tránh tai nạn, thương tích</w:t>
             </w:r>
           </w:p>
         </w:tc>
